--- a/Neet/day_65/Google_OA_2025_11.docx
+++ b/Neet/day_65/Google_OA_2025_11.docx
@@ -7,79 +7,83 @@
         <w:spacing w:before="100" w:beforeAutospacing="1" w:after="100" w:afterAutospacing="1"/>
         <w:outlineLvl w:val="1"/>
         <w:rPr>
-          <w:rFonts w:ascii="Times New Roman" w:eastAsia="Times New Roman" w:hAnsi="Times New Roman" w:cs="Times New Roman"/>
           <w:b/>
           <w:bCs/>
-          <w:kern w:val="0"/>
           <w:sz w:val="36"/>
           <w:szCs w:val="36"/>
-          <w:lang w:eastAsia="zh-CN"/>
-          <w14:ligatures w14:val="none"/>
-        </w:rPr>
-      </w:pPr>
-      <w:r>
-        <w:rPr>
-          <w:rFonts w:ascii="Times New Roman" w:eastAsia="Times New Roman" w:hAnsi="Times New Roman" w:cs="Times New Roman"/>
+        </w:rPr>
+      </w:pPr>
+      <w:r>
+        <w:rPr>
           <w:b/>
           <w:bCs/>
-          <w:kern w:val="0"/>
           <w:sz w:val="36"/>
           <w:szCs w:val="36"/>
-          <w:lang w:eastAsia="zh-CN"/>
-          <w14:ligatures w14:val="none"/>
-        </w:rPr>
-        <w:t>Question One:</w:t>
-      </w:r>
-    </w:p>
-    <w:p>
-      <w:pPr>
-        <w:spacing w:before="100" w:beforeAutospacing="1" w:after="100" w:afterAutospacing="1"/>
-        <w:rPr>
-          <w:rFonts w:ascii="Times New Roman" w:eastAsia="Times New Roman" w:hAnsi="Times New Roman" w:cs="Times New Roman"/>
-          <w:kern w:val="0"/>
-          <w:lang w:eastAsia="zh-CN"/>
-          <w14:ligatures w14:val="none"/>
-        </w:rPr>
-      </w:pPr>
-      <w:r>
-        <w:rPr>
-          <w:rFonts w:ascii="Times New Roman" w:eastAsia="Times New Roman" w:hAnsi="Times New Roman" w:cs="Times New Roman"/>
+        </w:rPr>
+        <w:t xml:space="preserve">Question </w:t>
+      </w:r>
+      <w:r>
+        <w:rPr>
           <w:b/>
           <w:bCs/>
-          <w:kern w:val="0"/>
-          <w:lang w:eastAsia="zh-CN"/>
-          <w14:ligatures w14:val="none"/>
-        </w:rPr>
-        <w:t>Problem:</w:t>
-      </w:r>
-      <w:r>
-        <w:rPr>
-          <w:rFonts w:ascii="Times New Roman" w:eastAsia="Times New Roman" w:hAnsi="Times New Roman" w:cs="Times New Roman"/>
-          <w:kern w:val="0"/>
-          <w:lang w:eastAsia="zh-CN"/>
-          <w14:ligatures w14:val="none"/>
-        </w:rPr>
-        <w:t xml:space="preserve"> Consider all codes made of four digits (0-9). How many of them have a sum of digits equal to S? For example, for S = 4, there are 35 such codes in total. Some of them are 0022, 1003, 1111, 2020, 4000.</w:t>
-      </w:r>
-    </w:p>
-    <w:p>
-      <w:pPr>
-        <w:spacing w:before="100" w:beforeAutospacing="1" w:after="100" w:afterAutospacing="1"/>
-        <w:rPr>
-          <w:rFonts w:ascii="Times New Roman" w:eastAsia="Times New Roman" w:hAnsi="Times New Roman" w:cs="Times New Roman"/>
-          <w:kern w:val="0"/>
-          <w:lang w:eastAsia="zh-CN"/>
-          <w14:ligatures w14:val="none"/>
-        </w:rPr>
-      </w:pPr>
-      <w:r>
-        <w:rPr>
-          <w:rFonts w:ascii="Times New Roman" w:eastAsia="Times New Roman" w:hAnsi="Times New Roman" w:cs="Times New Roman"/>
+          <w:sz w:val="36"/>
+          <w:szCs w:val="36"/>
+        </w:rPr>
+        <w:t>1</w:t>
+      </w:r>
+      <w:r>
+        <w:rPr>
           <w:b/>
           <w:bCs/>
-          <w:kern w:val="0"/>
-          <w:lang w:eastAsia="zh-CN"/>
-          <w14:ligatures w14:val="none"/>
+          <w:sz w:val="36"/>
+          <w:szCs w:val="36"/>
+        </w:rPr>
+        <w:t>:</w:t>
+      </w:r>
+      <w:r>
+        <w:rPr>
+          <w:b/>
+          <w:bCs/>
+          <w:sz w:val="36"/>
+          <w:szCs w:val="36"/>
+        </w:rPr>
+        <w:t xml:space="preserve"> </w:t>
+      </w:r>
+      <w:proofErr w:type="spellStart"/>
+      <w:r>
+        <w:rPr>
+          <w:b/>
+          <w:bCs/>
+          <w:sz w:val="36"/>
+          <w:szCs w:val="36"/>
+        </w:rPr>
+        <w:t>FourDigitSun</w:t>
+      </w:r>
+      <w:proofErr w:type="spellEnd"/>
+    </w:p>
+    <w:p>
+      <w:pPr>
+        <w:spacing w:before="100" w:beforeAutospacing="1" w:after="100" w:afterAutospacing="1"/>
+      </w:pPr>
+      <w:r>
+        <w:rPr>
+          <w:b/>
+          <w:bCs/>
+        </w:rPr>
+        <w:t>Problem:</w:t>
+      </w:r>
+      <w:r>
+        <w:t xml:space="preserve"> Consider all codes made of four digits (0-9). How many of them have a sum of digits equal to S? For example, for S = 4, there are 35 such codes in total. Some of them are 0022, 1003, 1111, 2020, 4000.</w:t>
+      </w:r>
+    </w:p>
+    <w:p>
+      <w:pPr>
+        <w:spacing w:before="100" w:beforeAutospacing="1" w:after="100" w:afterAutospacing="1"/>
+      </w:pPr>
+      <w:r>
+        <w:rPr>
+          <w:b/>
+          <w:bCs/>
         </w:rPr>
         <w:t>Write a function:</w:t>
       </w:r>
@@ -106,86 +110,65 @@
         </w:tabs>
         <w:spacing w:before="120" w:after="120"/>
         <w:rPr>
-          <w:rFonts w:ascii="var(--font-mono)" w:eastAsia="Times New Roman" w:hAnsi="var(--font-mono)" w:cs="Courier New"/>
+          <w:rFonts w:ascii="var(--font-mono)" w:hAnsi="var(--font-mono)" w:cs="Courier New"/>
           <w:color w:val="ABB2BF"/>
-          <w:kern w:val="0"/>
           <w:sz w:val="20"/>
           <w:szCs w:val="20"/>
-          <w:lang w:eastAsia="zh-CN"/>
-          <w14:ligatures w14:val="none"/>
-        </w:rPr>
-      </w:pPr>
-      <w:r>
-        <w:rPr>
-          <w:rFonts w:ascii="var(--font-mono)" w:eastAsia="Times New Roman" w:hAnsi="var(--font-mono)" w:cs="Courier New"/>
+        </w:rPr>
+      </w:pPr>
+      <w:r>
+        <w:rPr>
+          <w:rFonts w:ascii="var(--font-mono)" w:hAnsi="var(--font-mono)" w:cs="Courier New"/>
           <w:color w:val="C678DD"/>
-          <w:kern w:val="0"/>
           <w:sz w:val="20"/>
           <w:szCs w:val="20"/>
-          <w:lang w:eastAsia="zh-CN"/>
-          <w14:ligatures w14:val="none"/>
         </w:rPr>
         <w:t>int</w:t>
       </w:r>
       <w:r>
         <w:rPr>
-          <w:rFonts w:ascii="var(--font-mono)" w:eastAsia="Times New Roman" w:hAnsi="var(--font-mono)" w:cs="Courier New"/>
+          <w:rFonts w:ascii="var(--font-mono)" w:hAnsi="var(--font-mono)" w:cs="Courier New"/>
           <w:color w:val="ABB2BF"/>
-          <w:kern w:val="0"/>
           <w:sz w:val="20"/>
           <w:szCs w:val="20"/>
-          <w:lang w:eastAsia="zh-CN"/>
-          <w14:ligatures w14:val="none"/>
         </w:rPr>
         <w:t xml:space="preserve"> </w:t>
       </w:r>
       <w:proofErr w:type="gramStart"/>
       <w:r>
         <w:rPr>
-          <w:rFonts w:ascii="var(--font-mono)" w:eastAsia="Times New Roman" w:hAnsi="var(--font-mono)" w:cs="Courier New"/>
+          <w:rFonts w:ascii="var(--font-mono)" w:hAnsi="var(--font-mono)" w:cs="Courier New"/>
           <w:color w:val="61AFEF"/>
-          <w:kern w:val="0"/>
           <w:sz w:val="20"/>
           <w:szCs w:val="20"/>
-          <w:lang w:eastAsia="zh-CN"/>
-          <w14:ligatures w14:val="none"/>
         </w:rPr>
         <w:t>solution</w:t>
       </w:r>
       <w:r>
         <w:rPr>
-          <w:rFonts w:ascii="var(--font-mono)" w:eastAsia="Times New Roman" w:hAnsi="var(--font-mono)" w:cs="Courier New"/>
+          <w:rFonts w:ascii="var(--font-mono)" w:hAnsi="var(--font-mono)" w:cs="Courier New"/>
           <w:color w:val="ABB2BF"/>
-          <w:kern w:val="0"/>
           <w:sz w:val="20"/>
           <w:szCs w:val="20"/>
-          <w:lang w:eastAsia="zh-CN"/>
-          <w14:ligatures w14:val="none"/>
         </w:rPr>
         <w:t>(</w:t>
       </w:r>
       <w:proofErr w:type="gramEnd"/>
       <w:r>
         <w:rPr>
-          <w:rFonts w:ascii="var(--font-mono)" w:eastAsia="Times New Roman" w:hAnsi="var(--font-mono)" w:cs="Courier New"/>
+          <w:rFonts w:ascii="var(--font-mono)" w:hAnsi="var(--font-mono)" w:cs="Courier New"/>
           <w:color w:val="C678DD"/>
-          <w:kern w:val="0"/>
           <w:sz w:val="20"/>
           <w:szCs w:val="20"/>
-          <w:lang w:eastAsia="zh-CN"/>
-          <w14:ligatures w14:val="none"/>
         </w:rPr>
         <w:t>int</w:t>
       </w:r>
       <w:r>
         <w:rPr>
-          <w:rFonts w:ascii="var(--font-mono)" w:eastAsia="Times New Roman" w:hAnsi="var(--font-mono)" w:cs="Courier New"/>
+          <w:rFonts w:ascii="var(--font-mono)" w:hAnsi="var(--font-mono)" w:cs="Courier New"/>
           <w:color w:val="ABB2BF"/>
-          <w:kern w:val="0"/>
           <w:sz w:val="20"/>
           <w:szCs w:val="20"/>
-          <w:lang w:eastAsia="zh-CN"/>
-          <w14:ligatures w14:val="none"/>
         </w:rPr>
         <w:t xml:space="preserve"> S);</w:t>
       </w:r>
@@ -193,41 +176,19 @@
     <w:p>
       <w:pPr>
         <w:spacing w:before="100" w:beforeAutospacing="1" w:after="100" w:afterAutospacing="1"/>
-        <w:rPr>
-          <w:rFonts w:ascii="Times New Roman" w:eastAsia="Times New Roman" w:hAnsi="Times New Roman" w:cs="Times New Roman"/>
-          <w:kern w:val="0"/>
-          <w:lang w:eastAsia="zh-CN"/>
-          <w14:ligatures w14:val="none"/>
-        </w:rPr>
-      </w:pPr>
-      <w:r>
-        <w:rPr>
-          <w:rFonts w:ascii="Times New Roman" w:eastAsia="Times New Roman" w:hAnsi="Times New Roman" w:cs="Times New Roman"/>
-          <w:kern w:val="0"/>
-          <w:lang w:eastAsia="zh-CN"/>
-          <w14:ligatures w14:val="none"/>
-        </w:rPr>
+      </w:pPr>
+      <w:r>
         <w:t>that, given an integer S, returns the number of four-digit codes whose sum of digits is equal to S.</w:t>
       </w:r>
     </w:p>
     <w:p>
       <w:pPr>
         <w:spacing w:before="100" w:beforeAutospacing="1" w:after="100" w:afterAutospacing="1"/>
-        <w:rPr>
-          <w:rFonts w:ascii="Times New Roman" w:eastAsia="Times New Roman" w:hAnsi="Times New Roman" w:cs="Times New Roman"/>
-          <w:kern w:val="0"/>
-          <w:lang w:eastAsia="zh-CN"/>
-          <w14:ligatures w14:val="none"/>
-        </w:rPr>
-      </w:pPr>
-      <w:r>
-        <w:rPr>
-          <w:rFonts w:ascii="Times New Roman" w:eastAsia="Times New Roman" w:hAnsi="Times New Roman" w:cs="Times New Roman"/>
+      </w:pPr>
+      <w:r>
+        <w:rPr>
           <w:b/>
           <w:bCs/>
-          <w:kern w:val="0"/>
-          <w:lang w:eastAsia="zh-CN"/>
-          <w14:ligatures w14:val="none"/>
         </w:rPr>
         <w:t>Examples:</w:t>
       </w:r>
@@ -239,20 +200,8 @@
           <w:numId w:val="1"/>
         </w:numPr>
         <w:spacing w:before="100" w:beforeAutospacing="1" w:after="100" w:afterAutospacing="1"/>
-        <w:rPr>
-          <w:rFonts w:ascii="Times New Roman" w:eastAsia="Times New Roman" w:hAnsi="Times New Roman" w:cs="Times New Roman"/>
-          <w:kern w:val="0"/>
-          <w:lang w:eastAsia="zh-CN"/>
-          <w14:ligatures w14:val="none"/>
-        </w:rPr>
-      </w:pPr>
-      <w:r>
-        <w:rPr>
-          <w:rFonts w:ascii="Times New Roman" w:eastAsia="Times New Roman" w:hAnsi="Times New Roman" w:cs="Times New Roman"/>
-          <w:kern w:val="0"/>
-          <w:lang w:eastAsia="zh-CN"/>
-          <w14:ligatures w14:val="none"/>
-        </w:rPr>
+      </w:pPr>
+      <w:r>
         <w:t>For S = 35, the possible codes are: 9998, 9989, 9899, 8999. The function should return 4.</w:t>
       </w:r>
     </w:p>
@@ -263,20 +212,8 @@
           <w:numId w:val="1"/>
         </w:numPr>
         <w:spacing w:before="100" w:beforeAutospacing="1" w:after="100" w:afterAutospacing="1"/>
-        <w:rPr>
-          <w:rFonts w:ascii="Times New Roman" w:eastAsia="Times New Roman" w:hAnsi="Times New Roman" w:cs="Times New Roman"/>
-          <w:kern w:val="0"/>
-          <w:lang w:eastAsia="zh-CN"/>
-          <w14:ligatures w14:val="none"/>
-        </w:rPr>
-      </w:pPr>
-      <w:r>
-        <w:rPr>
-          <w:rFonts w:ascii="Times New Roman" w:eastAsia="Times New Roman" w:hAnsi="Times New Roman" w:cs="Times New Roman"/>
-          <w:kern w:val="0"/>
-          <w:lang w:eastAsia="zh-CN"/>
-          <w14:ligatures w14:val="none"/>
-        </w:rPr>
+      </w:pPr>
+      <w:r>
         <w:t>For S = 4, the function should return 35.</w:t>
       </w:r>
     </w:p>
@@ -287,41 +224,19 @@
           <w:numId w:val="1"/>
         </w:numPr>
         <w:spacing w:before="100" w:beforeAutospacing="1" w:after="100" w:afterAutospacing="1"/>
-        <w:rPr>
-          <w:rFonts w:ascii="Times New Roman" w:eastAsia="Times New Roman" w:hAnsi="Times New Roman" w:cs="Times New Roman"/>
-          <w:kern w:val="0"/>
-          <w:lang w:eastAsia="zh-CN"/>
-          <w14:ligatures w14:val="none"/>
-        </w:rPr>
-      </w:pPr>
-      <w:r>
-        <w:rPr>
-          <w:rFonts w:ascii="Times New Roman" w:eastAsia="Times New Roman" w:hAnsi="Times New Roman" w:cs="Times New Roman"/>
-          <w:kern w:val="0"/>
-          <w:lang w:eastAsia="zh-CN"/>
-          <w14:ligatures w14:val="none"/>
-        </w:rPr>
+      </w:pPr>
+      <w:r>
         <w:t>For S = 2, the function should return 10.</w:t>
       </w:r>
     </w:p>
     <w:p>
       <w:pPr>
         <w:spacing w:before="100" w:beforeAutospacing="1" w:after="100" w:afterAutospacing="1"/>
-        <w:rPr>
-          <w:rFonts w:ascii="Times New Roman" w:eastAsia="Times New Roman" w:hAnsi="Times New Roman" w:cs="Times New Roman"/>
-          <w:kern w:val="0"/>
-          <w:lang w:eastAsia="zh-CN"/>
-          <w14:ligatures w14:val="none"/>
-        </w:rPr>
-      </w:pPr>
-      <w:r>
-        <w:rPr>
-          <w:rFonts w:ascii="Times New Roman" w:eastAsia="Times New Roman" w:hAnsi="Times New Roman" w:cs="Times New Roman"/>
+      </w:pPr>
+      <w:r>
+        <w:rPr>
           <w:b/>
           <w:bCs/>
-          <w:kern w:val="0"/>
-          <w:lang w:eastAsia="zh-CN"/>
-          <w14:ligatures w14:val="none"/>
         </w:rPr>
         <w:t>Assume that:</w:t>
       </w:r>
@@ -333,40 +248,16 @@
           <w:numId w:val="2"/>
         </w:numPr>
         <w:spacing w:before="100" w:beforeAutospacing="1" w:after="100" w:afterAutospacing="1"/>
-        <w:rPr>
-          <w:rFonts w:ascii="Times New Roman" w:eastAsia="Times New Roman" w:hAnsi="Times New Roman" w:cs="Times New Roman"/>
-          <w:kern w:val="0"/>
-          <w:lang w:eastAsia="zh-CN"/>
-          <w14:ligatures w14:val="none"/>
-        </w:rPr>
-      </w:pPr>
-      <w:r>
-        <w:rPr>
-          <w:rFonts w:ascii="Times New Roman" w:eastAsia="Times New Roman" w:hAnsi="Times New Roman" w:cs="Times New Roman"/>
-          <w:kern w:val="0"/>
-          <w:lang w:eastAsia="zh-CN"/>
-          <w14:ligatures w14:val="none"/>
-        </w:rPr>
+      </w:pPr>
+      <w:r>
         <w:t>S is an integer within the range [</w:t>
       </w:r>
       <w:proofErr w:type="gramStart"/>
       <w:r>
-        <w:rPr>
-          <w:rFonts w:ascii="Times New Roman" w:eastAsia="Times New Roman" w:hAnsi="Times New Roman" w:cs="Times New Roman"/>
-          <w:kern w:val="0"/>
-          <w:lang w:eastAsia="zh-CN"/>
-          <w14:ligatures w14:val="none"/>
-        </w:rPr>
         <w:t>0..</w:t>
       </w:r>
       <w:proofErr w:type="gramEnd"/>
       <w:r>
-        <w:rPr>
-          <w:rFonts w:ascii="Times New Roman" w:eastAsia="Times New Roman" w:hAnsi="Times New Roman" w:cs="Times New Roman"/>
-          <w:kern w:val="0"/>
-          <w:lang w:eastAsia="zh-CN"/>
-          <w14:ligatures w14:val="none"/>
-        </w:rPr>
         <w:t>36].</w:t>
       </w:r>
     </w:p>
@@ -377,206 +268,94 @@
           <w:numId w:val="2"/>
         </w:numPr>
         <w:spacing w:before="100" w:beforeAutospacing="1" w:after="100" w:afterAutospacing="1"/>
-        <w:rPr>
-          <w:rFonts w:ascii="Times New Roman" w:eastAsia="Times New Roman" w:hAnsi="Times New Roman" w:cs="Times New Roman"/>
-          <w:kern w:val="0"/>
-          <w:lang w:eastAsia="zh-CN"/>
-          <w14:ligatures w14:val="none"/>
-        </w:rPr>
-      </w:pPr>
-      <w:r>
-        <w:rPr>
-          <w:rFonts w:ascii="Times New Roman" w:eastAsia="Times New Roman" w:hAnsi="Times New Roman" w:cs="Times New Roman"/>
-          <w:kern w:val="0"/>
-          <w:lang w:eastAsia="zh-CN"/>
-          <w14:ligatures w14:val="none"/>
-        </w:rPr>
+      </w:pPr>
+      <w:r>
         <w:t xml:space="preserve">Focus on </w:t>
       </w:r>
       <w:r>
         <w:rPr>
-          <w:rFonts w:ascii="Times New Roman" w:eastAsia="Times New Roman" w:hAnsi="Times New Roman" w:cs="Times New Roman"/>
           <w:b/>
           <w:bCs/>
-          <w:kern w:val="0"/>
-          <w:lang w:eastAsia="zh-CN"/>
-          <w14:ligatures w14:val="none"/>
         </w:rPr>
         <w:t>correctness</w:t>
       </w:r>
       <w:r>
-        <w:rPr>
-          <w:rFonts w:ascii="Times New Roman" w:eastAsia="Times New Roman" w:hAnsi="Times New Roman" w:cs="Times New Roman"/>
-          <w:kern w:val="0"/>
-          <w:lang w:eastAsia="zh-CN"/>
-          <w14:ligatures w14:val="none"/>
-        </w:rPr>
         <w:t>. Performance is not the focus.</w:t>
       </w:r>
     </w:p>
     <w:p>
       <w:pPr>
         <w:spacing w:before="100" w:beforeAutospacing="1" w:after="100" w:afterAutospacing="1"/>
-        <w:rPr>
-          <w:rFonts w:ascii="Times New Roman" w:eastAsia="Times New Roman" w:hAnsi="Times New Roman" w:cs="Times New Roman"/>
-          <w:kern w:val="0"/>
-          <w:lang w:eastAsia="zh-CN"/>
-          <w14:ligatures w14:val="none"/>
-        </w:rPr>
       </w:pPr>
     </w:p>
     <w:p>
       <w:pPr>
         <w:spacing w:before="100" w:beforeAutospacing="1" w:after="100" w:afterAutospacing="1"/>
-        <w:rPr>
-          <w:rFonts w:ascii="Times New Roman" w:eastAsia="Times New Roman" w:hAnsi="Times New Roman" w:cs="Times New Roman"/>
-          <w:kern w:val="0"/>
-          <w:lang w:eastAsia="zh-CN"/>
-          <w14:ligatures w14:val="none"/>
-        </w:rPr>
       </w:pPr>
     </w:p>
     <w:p>
       <w:pPr>
         <w:spacing w:before="100" w:beforeAutospacing="1" w:after="100" w:afterAutospacing="1"/>
-        <w:rPr>
-          <w:rFonts w:ascii="Times New Roman" w:eastAsia="Times New Roman" w:hAnsi="Times New Roman" w:cs="Times New Roman"/>
-          <w:kern w:val="0"/>
-          <w:lang w:eastAsia="zh-CN"/>
-          <w14:ligatures w14:val="none"/>
-        </w:rPr>
       </w:pPr>
     </w:p>
     <w:p>
       <w:pPr>
         <w:spacing w:before="100" w:beforeAutospacing="1" w:after="100" w:afterAutospacing="1"/>
-        <w:rPr>
-          <w:rFonts w:ascii="Times New Roman" w:eastAsia="Times New Roman" w:hAnsi="Times New Roman" w:cs="Times New Roman"/>
-          <w:kern w:val="0"/>
-          <w:lang w:eastAsia="zh-CN"/>
-          <w14:ligatures w14:val="none"/>
-        </w:rPr>
       </w:pPr>
     </w:p>
     <w:p>
       <w:pPr>
         <w:spacing w:before="100" w:beforeAutospacing="1" w:after="100" w:afterAutospacing="1"/>
-        <w:rPr>
-          <w:rFonts w:ascii="Times New Roman" w:eastAsia="Times New Roman" w:hAnsi="Times New Roman" w:cs="Times New Roman"/>
-          <w:kern w:val="0"/>
-          <w:lang w:eastAsia="zh-CN"/>
-          <w14:ligatures w14:val="none"/>
-        </w:rPr>
       </w:pPr>
     </w:p>
     <w:p>
       <w:pPr>
         <w:spacing w:before="100" w:beforeAutospacing="1" w:after="100" w:afterAutospacing="1"/>
-        <w:rPr>
-          <w:rFonts w:ascii="Times New Roman" w:eastAsia="Times New Roman" w:hAnsi="Times New Roman" w:cs="Times New Roman"/>
-          <w:kern w:val="0"/>
-          <w:lang w:eastAsia="zh-CN"/>
-          <w14:ligatures w14:val="none"/>
-        </w:rPr>
       </w:pPr>
     </w:p>
     <w:p>
       <w:pPr>
         <w:spacing w:before="100" w:beforeAutospacing="1" w:after="100" w:afterAutospacing="1"/>
-        <w:rPr>
-          <w:rFonts w:ascii="Times New Roman" w:eastAsia="Times New Roman" w:hAnsi="Times New Roman" w:cs="Times New Roman"/>
-          <w:kern w:val="0"/>
-          <w:lang w:eastAsia="zh-CN"/>
-          <w14:ligatures w14:val="none"/>
-        </w:rPr>
       </w:pPr>
     </w:p>
     <w:p>
       <w:pPr>
         <w:spacing w:before="100" w:beforeAutospacing="1" w:after="100" w:afterAutospacing="1"/>
-        <w:rPr>
-          <w:rFonts w:ascii="Times New Roman" w:eastAsia="Times New Roman" w:hAnsi="Times New Roman" w:cs="Times New Roman"/>
-          <w:kern w:val="0"/>
-          <w:lang w:eastAsia="zh-CN"/>
-          <w14:ligatures w14:val="none"/>
-        </w:rPr>
       </w:pPr>
     </w:p>
     <w:p>
       <w:pPr>
         <w:spacing w:before="100" w:beforeAutospacing="1" w:after="100" w:afterAutospacing="1"/>
-        <w:rPr>
-          <w:rFonts w:ascii="Times New Roman" w:eastAsia="Times New Roman" w:hAnsi="Times New Roman" w:cs="Times New Roman"/>
-          <w:kern w:val="0"/>
-          <w:lang w:eastAsia="zh-CN"/>
-          <w14:ligatures w14:val="none"/>
-        </w:rPr>
       </w:pPr>
     </w:p>
     <w:p>
       <w:pPr>
         <w:spacing w:before="100" w:beforeAutospacing="1" w:after="100" w:afterAutospacing="1"/>
-        <w:rPr>
-          <w:rFonts w:ascii="Times New Roman" w:eastAsia="Times New Roman" w:hAnsi="Times New Roman" w:cs="Times New Roman"/>
-          <w:kern w:val="0"/>
-          <w:lang w:eastAsia="zh-CN"/>
-          <w14:ligatures w14:val="none"/>
-        </w:rPr>
       </w:pPr>
     </w:p>
     <w:p>
       <w:pPr>
         <w:spacing w:before="100" w:beforeAutospacing="1" w:after="100" w:afterAutospacing="1"/>
-        <w:rPr>
-          <w:rFonts w:ascii="Times New Roman" w:eastAsia="Times New Roman" w:hAnsi="Times New Roman" w:cs="Times New Roman"/>
-          <w:kern w:val="0"/>
-          <w:lang w:eastAsia="zh-CN"/>
-          <w14:ligatures w14:val="none"/>
-        </w:rPr>
       </w:pPr>
     </w:p>
     <w:p>
       <w:pPr>
         <w:spacing w:before="100" w:beforeAutospacing="1" w:after="100" w:afterAutospacing="1"/>
-        <w:rPr>
-          <w:rFonts w:ascii="Times New Roman" w:eastAsia="Times New Roman" w:hAnsi="Times New Roman" w:cs="Times New Roman"/>
-          <w:kern w:val="0"/>
-          <w:lang w:eastAsia="zh-CN"/>
-          <w14:ligatures w14:val="none"/>
-        </w:rPr>
       </w:pPr>
     </w:p>
     <w:p>
       <w:pPr>
         <w:spacing w:before="100" w:beforeAutospacing="1" w:after="100" w:afterAutospacing="1"/>
-        <w:rPr>
-          <w:rFonts w:ascii="Times New Roman" w:eastAsia="Times New Roman" w:hAnsi="Times New Roman" w:cs="Times New Roman"/>
-          <w:kern w:val="0"/>
-          <w:lang w:eastAsia="zh-CN"/>
-          <w14:ligatures w14:val="none"/>
-        </w:rPr>
       </w:pPr>
     </w:p>
     <w:p>
       <w:pPr>
         <w:spacing w:before="100" w:beforeAutospacing="1" w:after="100" w:afterAutospacing="1"/>
-        <w:rPr>
-          <w:rFonts w:ascii="Times New Roman" w:eastAsia="Times New Roman" w:hAnsi="Times New Roman" w:cs="Times New Roman"/>
-          <w:kern w:val="0"/>
-          <w:lang w:eastAsia="zh-CN"/>
-          <w14:ligatures w14:val="none"/>
-        </w:rPr>
       </w:pPr>
     </w:p>
     <w:p>
       <w:pPr>
         <w:spacing w:before="100" w:beforeAutospacing="1" w:after="100" w:afterAutospacing="1"/>
-        <w:rPr>
-          <w:rFonts w:ascii="Times New Roman" w:eastAsia="Times New Roman" w:hAnsi="Times New Roman" w:cs="Times New Roman"/>
-          <w:kern w:val="0"/>
-          <w:lang w:eastAsia="zh-CN"/>
-          <w14:ligatures w14:val="none"/>
-        </w:rPr>
       </w:pPr>
     </w:p>
     <w:p>
@@ -584,180 +363,124 @@
         <w:spacing w:before="100" w:beforeAutospacing="1" w:after="100" w:afterAutospacing="1"/>
         <w:outlineLvl w:val="1"/>
         <w:rPr>
-          <w:rFonts w:ascii="Times New Roman" w:eastAsia="Times New Roman" w:hAnsi="Times New Roman" w:cs="Times New Roman"/>
           <w:b/>
           <w:bCs/>
-          <w:kern w:val="0"/>
           <w:sz w:val="36"/>
           <w:szCs w:val="36"/>
-          <w:lang w:eastAsia="zh-CN"/>
-          <w14:ligatures w14:val="none"/>
-        </w:rPr>
-      </w:pPr>
-      <w:r>
-        <w:rPr>
-          <w:rFonts w:ascii="Times New Roman" w:eastAsia="Times New Roman" w:hAnsi="Times New Roman" w:cs="Times New Roman"/>
+        </w:rPr>
+      </w:pPr>
+      <w:r>
+        <w:rPr>
           <w:b/>
           <w:bCs/>
-          <w:kern w:val="0"/>
           <w:sz w:val="36"/>
           <w:szCs w:val="36"/>
-          <w:lang w:eastAsia="zh-CN"/>
-          <w14:ligatures w14:val="none"/>
         </w:rPr>
         <w:lastRenderedPageBreak/>
-        <w:t>Question Two:</w:t>
-      </w:r>
-    </w:p>
-    <w:p>
-      <w:pPr>
-        <w:spacing w:before="100" w:beforeAutospacing="1" w:after="100" w:afterAutospacing="1"/>
-        <w:rPr>
-          <w:rFonts w:ascii="Times New Roman" w:eastAsia="Times New Roman" w:hAnsi="Times New Roman" w:cs="Times New Roman"/>
-          <w:kern w:val="0"/>
-          <w:lang w:eastAsia="zh-CN"/>
-          <w14:ligatures w14:val="none"/>
-        </w:rPr>
-      </w:pPr>
-      <w:r>
-        <w:rPr>
-          <w:rFonts w:ascii="Times New Roman" w:eastAsia="Times New Roman" w:hAnsi="Times New Roman" w:cs="Times New Roman"/>
+        <w:t>Question</w:t>
+      </w:r>
+      <w:r>
+        <w:rPr>
           <w:b/>
           <w:bCs/>
-          <w:kern w:val="0"/>
-          <w:lang w:eastAsia="zh-CN"/>
-          <w14:ligatures w14:val="none"/>
-        </w:rPr>
-        <w:t>Problem:</w:t>
-      </w:r>
-      <w:r>
-        <w:rPr>
-          <w:rFonts w:ascii="Times New Roman" w:eastAsia="Times New Roman" w:hAnsi="Times New Roman" w:cs="Times New Roman"/>
-          <w:kern w:val="0"/>
-          <w:lang w:eastAsia="zh-CN"/>
-          <w14:ligatures w14:val="none"/>
-        </w:rPr>
-        <w:t xml:space="preserve"> There is a board with N cells (numbered from 0 to N-1) arranged in a row. The board is described by an </w:t>
-      </w:r>
-      <w:proofErr w:type="gramStart"/>
-      <w:r>
-        <w:rPr>
-          <w:rFonts w:ascii="Times New Roman" w:eastAsia="Times New Roman" w:hAnsi="Times New Roman" w:cs="Times New Roman"/>
-          <w:kern w:val="0"/>
-          <w:lang w:eastAsia="zh-CN"/>
-          <w14:ligatures w14:val="none"/>
-        </w:rPr>
-        <w:t>array points</w:t>
-      </w:r>
-      <w:proofErr w:type="gramEnd"/>
-      <w:r>
-        <w:rPr>
-          <w:rFonts w:ascii="Times New Roman" w:eastAsia="Times New Roman" w:hAnsi="Times New Roman" w:cs="Times New Roman"/>
-          <w:kern w:val="0"/>
-          <w:lang w:eastAsia="zh-CN"/>
-          <w14:ligatures w14:val="none"/>
-        </w:rPr>
-        <w:t xml:space="preserve"> and a string tokens, both of length N. The K-</w:t>
-      </w:r>
-      <w:proofErr w:type="spellStart"/>
-      <w:r>
-        <w:rPr>
-          <w:rFonts w:ascii="Times New Roman" w:eastAsia="Times New Roman" w:hAnsi="Times New Roman" w:cs="Times New Roman"/>
-          <w:kern w:val="0"/>
-          <w:lang w:eastAsia="zh-CN"/>
-          <w14:ligatures w14:val="none"/>
-        </w:rPr>
-        <w:t>th</w:t>
-      </w:r>
-      <w:proofErr w:type="spellEnd"/>
-      <w:r>
-        <w:rPr>
-          <w:rFonts w:ascii="Times New Roman" w:eastAsia="Times New Roman" w:hAnsi="Times New Roman" w:cs="Times New Roman"/>
-          <w:kern w:val="0"/>
-          <w:lang w:eastAsia="zh-CN"/>
-          <w14:ligatures w14:val="none"/>
-        </w:rPr>
-        <w:t xml:space="preserve"> letter of the string tokens is either 'T' or 'E', indicating whether the K-</w:t>
-      </w:r>
-      <w:proofErr w:type="spellStart"/>
-      <w:r>
-        <w:rPr>
-          <w:rFonts w:ascii="Times New Roman" w:eastAsia="Times New Roman" w:hAnsi="Times New Roman" w:cs="Times New Roman"/>
-          <w:kern w:val="0"/>
-          <w:lang w:eastAsia="zh-CN"/>
-          <w14:ligatures w14:val="none"/>
-        </w:rPr>
-        <w:t>th</w:t>
-      </w:r>
-      <w:proofErr w:type="spellEnd"/>
-      <w:r>
-        <w:rPr>
-          <w:rFonts w:ascii="Times New Roman" w:eastAsia="Times New Roman" w:hAnsi="Times New Roman" w:cs="Times New Roman"/>
-          <w:kern w:val="0"/>
-          <w:lang w:eastAsia="zh-CN"/>
-          <w14:ligatures w14:val="none"/>
-        </w:rPr>
-        <w:t xml:space="preserve"> cell contains a token or is empty.</w:t>
-      </w:r>
-    </w:p>
-    <w:p>
-      <w:pPr>
-        <w:spacing w:before="100" w:beforeAutospacing="1" w:after="100" w:afterAutospacing="1"/>
-        <w:rPr>
-          <w:rFonts w:ascii="Times New Roman" w:eastAsia="Times New Roman" w:hAnsi="Times New Roman" w:cs="Times New Roman"/>
-          <w:kern w:val="0"/>
-          <w:lang w:eastAsia="zh-CN"/>
-          <w14:ligatures w14:val="none"/>
-        </w:rPr>
-      </w:pPr>
-      <w:r>
-        <w:rPr>
-          <w:rFonts w:ascii="Times New Roman" w:eastAsia="Times New Roman" w:hAnsi="Times New Roman" w:cs="Times New Roman"/>
-          <w:kern w:val="0"/>
-          <w:lang w:eastAsia="zh-CN"/>
-          <w14:ligatures w14:val="none"/>
-        </w:rPr>
-        <w:t>If the K-</w:t>
-      </w:r>
-      <w:proofErr w:type="spellStart"/>
-      <w:r>
-        <w:rPr>
-          <w:rFonts w:ascii="Times New Roman" w:eastAsia="Times New Roman" w:hAnsi="Times New Roman" w:cs="Times New Roman"/>
-          <w:kern w:val="0"/>
-          <w:lang w:eastAsia="zh-CN"/>
-          <w14:ligatures w14:val="none"/>
-        </w:rPr>
-        <w:t>th</w:t>
-      </w:r>
-      <w:proofErr w:type="spellEnd"/>
-      <w:r>
-        <w:rPr>
-          <w:rFonts w:ascii="Times New Roman" w:eastAsia="Times New Roman" w:hAnsi="Times New Roman" w:cs="Times New Roman"/>
-          <w:kern w:val="0"/>
-          <w:lang w:eastAsia="zh-CN"/>
-          <w14:ligatures w14:val="none"/>
-        </w:rPr>
-        <w:t xml:space="preserve"> cell contains a token, we score the number of points equal to points[K]. Additionally, we score another point for every pair of adjacent tokens. What is the total number of points we score?</w:t>
-      </w:r>
-    </w:p>
-    <w:p>
-      <w:pPr>
-        <w:spacing w:before="100" w:beforeAutospacing="1" w:after="100" w:afterAutospacing="1"/>
-        <w:rPr>
-          <w:rFonts w:ascii="Times New Roman" w:eastAsia="Times New Roman" w:hAnsi="Times New Roman" w:cs="Times New Roman"/>
-          <w:kern w:val="0"/>
-          <w:lang w:eastAsia="zh-CN"/>
-          <w14:ligatures w14:val="none"/>
-        </w:rPr>
-      </w:pPr>
-      <w:r>
-        <w:rPr>
-          <w:rFonts w:ascii="Times New Roman" w:eastAsia="Times New Roman" w:hAnsi="Times New Roman" w:cs="Times New Roman"/>
+          <w:sz w:val="36"/>
+          <w:szCs w:val="36"/>
+        </w:rPr>
+        <w:t xml:space="preserve"> 2</w:t>
+      </w:r>
+      <w:r>
+        <w:rPr>
           <w:b/>
           <w:bCs/>
-          <w:kern w:val="0"/>
-          <w:lang w:eastAsia="zh-CN"/>
-          <w14:ligatures w14:val="none"/>
+          <w:sz w:val="36"/>
+          <w:szCs w:val="36"/>
+        </w:rPr>
+        <w:t>:</w:t>
+      </w:r>
+      <w:r>
+        <w:rPr>
+          <w:b/>
+          <w:bCs/>
+          <w:sz w:val="36"/>
+          <w:szCs w:val="36"/>
+        </w:rPr>
+        <w:t xml:space="preserve"> </w:t>
+      </w:r>
+      <w:proofErr w:type="spellStart"/>
+      <w:r>
+        <w:rPr>
+          <w:b/>
+          <w:bCs/>
+          <w:sz w:val="36"/>
+          <w:szCs w:val="36"/>
+        </w:rPr>
+        <w:t>TokenScore</w:t>
+      </w:r>
+      <w:proofErr w:type="spellEnd"/>
+    </w:p>
+    <w:p>
+      <w:pPr>
+        <w:spacing w:before="100" w:beforeAutospacing="1" w:after="100" w:afterAutospacing="1"/>
+      </w:pPr>
+      <w:r>
+        <w:rPr>
+          <w:b/>
+          <w:bCs/>
+        </w:rPr>
+        <w:t>Problem:</w:t>
+      </w:r>
+      <w:r>
+        <w:t xml:space="preserve"> There is a board with N cells (numbered from 0 to N-1) arranged in a row. The board is described by an </w:t>
+      </w:r>
+      <w:proofErr w:type="gramStart"/>
+      <w:r>
+        <w:t>array points</w:t>
+      </w:r>
+      <w:proofErr w:type="gramEnd"/>
+      <w:r>
+        <w:t xml:space="preserve"> and a string tokens, both of length N. The K-</w:t>
+      </w:r>
+      <w:proofErr w:type="spellStart"/>
+      <w:r>
+        <w:t>th</w:t>
+      </w:r>
+      <w:proofErr w:type="spellEnd"/>
+      <w:r>
+        <w:t xml:space="preserve"> letter of the string tokens is either 'T' or 'E', indicating whether the K-</w:t>
+      </w:r>
+      <w:proofErr w:type="spellStart"/>
+      <w:r>
+        <w:t>th</w:t>
+      </w:r>
+      <w:proofErr w:type="spellEnd"/>
+      <w:r>
+        <w:t xml:space="preserve"> cell contains a token or is empty.</w:t>
+      </w:r>
+    </w:p>
+    <w:p>
+      <w:pPr>
+        <w:spacing w:before="100" w:beforeAutospacing="1" w:after="100" w:afterAutospacing="1"/>
+      </w:pPr>
+      <w:r>
+        <w:t>If the K-</w:t>
+      </w:r>
+      <w:proofErr w:type="spellStart"/>
+      <w:r>
+        <w:t>th</w:t>
+      </w:r>
+      <w:proofErr w:type="spellEnd"/>
+      <w:r>
+        <w:t xml:space="preserve"> cell contains a token, we score the number of points equal to points[K]. Additionally, we score another point for every pair of adjacent tokens. What is the total number of points we score?</w:t>
+      </w:r>
+    </w:p>
+    <w:p>
+      <w:pPr>
+        <w:spacing w:before="100" w:beforeAutospacing="1" w:after="100" w:afterAutospacing="1"/>
+      </w:pPr>
+      <w:r>
+        <w:rPr>
+          <w:b/>
+          <w:bCs/>
         </w:rPr>
         <w:t>Write a function:</w:t>
       </w:r>
@@ -784,169 +507,127 @@
         </w:tabs>
         <w:spacing w:before="120" w:after="120"/>
         <w:rPr>
-          <w:rFonts w:ascii="var(--font-mono)" w:eastAsia="Times New Roman" w:hAnsi="var(--font-mono)" w:cs="Courier New"/>
+          <w:rFonts w:ascii="var(--font-mono)" w:hAnsi="var(--font-mono)" w:cs="Courier New"/>
           <w:color w:val="ABB2BF"/>
-          <w:kern w:val="0"/>
           <w:sz w:val="20"/>
           <w:szCs w:val="20"/>
-          <w:lang w:eastAsia="zh-CN"/>
-          <w14:ligatures w14:val="none"/>
-        </w:rPr>
-      </w:pPr>
-      <w:r>
-        <w:rPr>
-          <w:rFonts w:ascii="var(--font-mono)" w:eastAsia="Times New Roman" w:hAnsi="var(--font-mono)" w:cs="Courier New"/>
+        </w:rPr>
+      </w:pPr>
+      <w:r>
+        <w:rPr>
+          <w:rFonts w:ascii="var(--font-mono)" w:hAnsi="var(--font-mono)" w:cs="Courier New"/>
           <w:color w:val="C678DD"/>
-          <w:kern w:val="0"/>
           <w:sz w:val="20"/>
           <w:szCs w:val="20"/>
-          <w:lang w:eastAsia="zh-CN"/>
-          <w14:ligatures w14:val="none"/>
         </w:rPr>
         <w:t>int</w:t>
       </w:r>
       <w:r>
         <w:rPr>
-          <w:rFonts w:ascii="var(--font-mono)" w:eastAsia="Times New Roman" w:hAnsi="var(--font-mono)" w:cs="Courier New"/>
+          <w:rFonts w:ascii="var(--font-mono)" w:hAnsi="var(--font-mono)" w:cs="Courier New"/>
           <w:color w:val="ABB2BF"/>
-          <w:kern w:val="0"/>
           <w:sz w:val="20"/>
           <w:szCs w:val="20"/>
-          <w:lang w:eastAsia="zh-CN"/>
-          <w14:ligatures w14:val="none"/>
         </w:rPr>
         <w:t xml:space="preserve"> </w:t>
       </w:r>
       <w:r>
         <w:rPr>
-          <w:rFonts w:ascii="var(--font-mono)" w:eastAsia="Times New Roman" w:hAnsi="var(--font-mono)" w:cs="Courier New"/>
+          <w:rFonts w:ascii="var(--font-mono)" w:hAnsi="var(--font-mono)" w:cs="Courier New"/>
           <w:color w:val="61AFEF"/>
-          <w:kern w:val="0"/>
           <w:sz w:val="20"/>
           <w:szCs w:val="20"/>
-          <w:lang w:eastAsia="zh-CN"/>
-          <w14:ligatures w14:val="none"/>
         </w:rPr>
         <w:t>solution</w:t>
       </w:r>
       <w:r>
         <w:rPr>
-          <w:rFonts w:ascii="var(--font-mono)" w:eastAsia="Times New Roman" w:hAnsi="var(--font-mono)" w:cs="Courier New"/>
+          <w:rFonts w:ascii="var(--font-mono)" w:hAnsi="var(--font-mono)" w:cs="Courier New"/>
           <w:color w:val="ABB2BF"/>
-          <w:kern w:val="0"/>
           <w:sz w:val="20"/>
           <w:szCs w:val="20"/>
-          <w:lang w:eastAsia="zh-CN"/>
-          <w14:ligatures w14:val="none"/>
         </w:rPr>
         <w:t>(vector</w:t>
       </w:r>
       <w:r>
         <w:rPr>
-          <w:rFonts w:ascii="var(--font-mono)" w:eastAsia="Times New Roman" w:hAnsi="var(--font-mono)" w:cs="Courier New"/>
+          <w:rFonts w:ascii="var(--font-mono)" w:hAnsi="var(--font-mono)" w:cs="Courier New"/>
           <w:color w:val="61AFEF"/>
-          <w:kern w:val="0"/>
           <w:sz w:val="20"/>
           <w:szCs w:val="20"/>
-          <w:lang w:eastAsia="zh-CN"/>
-          <w14:ligatures w14:val="none"/>
         </w:rPr>
         <w:t>&lt;</w:t>
       </w:r>
       <w:r>
         <w:rPr>
-          <w:rFonts w:ascii="var(--font-mono)" w:eastAsia="Times New Roman" w:hAnsi="var(--font-mono)" w:cs="Courier New"/>
+          <w:rFonts w:ascii="var(--font-mono)" w:hAnsi="var(--font-mono)" w:cs="Courier New"/>
           <w:color w:val="C678DD"/>
-          <w:kern w:val="0"/>
           <w:sz w:val="20"/>
           <w:szCs w:val="20"/>
-          <w:lang w:eastAsia="zh-CN"/>
-          <w14:ligatures w14:val="none"/>
         </w:rPr>
         <w:t>int</w:t>
       </w:r>
       <w:r>
         <w:rPr>
-          <w:rFonts w:ascii="var(--font-mono)" w:eastAsia="Times New Roman" w:hAnsi="var(--font-mono)" w:cs="Courier New"/>
+          <w:rFonts w:ascii="var(--font-mono)" w:hAnsi="var(--font-mono)" w:cs="Courier New"/>
           <w:color w:val="61AFEF"/>
-          <w:kern w:val="0"/>
           <w:sz w:val="20"/>
           <w:szCs w:val="20"/>
-          <w:lang w:eastAsia="zh-CN"/>
-          <w14:ligatures w14:val="none"/>
         </w:rPr>
         <w:t>&gt;</w:t>
       </w:r>
       <w:r>
         <w:rPr>
-          <w:rFonts w:ascii="var(--font-mono)" w:eastAsia="Times New Roman" w:hAnsi="var(--font-mono)" w:cs="Courier New"/>
+          <w:rFonts w:ascii="var(--font-mono)" w:hAnsi="var(--font-mono)" w:cs="Courier New"/>
           <w:color w:val="ABB2BF"/>
-          <w:kern w:val="0"/>
           <w:sz w:val="20"/>
           <w:szCs w:val="20"/>
-          <w:lang w:eastAsia="zh-CN"/>
-          <w14:ligatures w14:val="none"/>
         </w:rPr>
         <w:t xml:space="preserve"> </w:t>
       </w:r>
       <w:r>
         <w:rPr>
-          <w:rFonts w:ascii="var(--font-mono)" w:eastAsia="Times New Roman" w:hAnsi="var(--font-mono)" w:cs="Courier New"/>
+          <w:rFonts w:ascii="var(--font-mono)" w:hAnsi="var(--font-mono)" w:cs="Courier New"/>
           <w:color w:val="61AFEF"/>
-          <w:kern w:val="0"/>
           <w:sz w:val="20"/>
           <w:szCs w:val="20"/>
-          <w:lang w:eastAsia="zh-CN"/>
-          <w14:ligatures w14:val="none"/>
         </w:rPr>
         <w:t>&amp;</w:t>
       </w:r>
       <w:r>
         <w:rPr>
-          <w:rFonts w:ascii="var(--font-mono)" w:eastAsia="Times New Roman" w:hAnsi="var(--font-mono)" w:cs="Courier New"/>
+          <w:rFonts w:ascii="var(--font-mono)" w:hAnsi="var(--font-mono)" w:cs="Courier New"/>
           <w:color w:val="ABB2BF"/>
-          <w:kern w:val="0"/>
           <w:sz w:val="20"/>
           <w:szCs w:val="20"/>
-          <w:lang w:eastAsia="zh-CN"/>
-          <w14:ligatures w14:val="none"/>
         </w:rPr>
         <w:t xml:space="preserve">points, string </w:t>
       </w:r>
       <w:r>
         <w:rPr>
-          <w:rFonts w:ascii="var(--font-mono)" w:eastAsia="Times New Roman" w:hAnsi="var(--font-mono)" w:cs="Courier New"/>
+          <w:rFonts w:ascii="var(--font-mono)" w:hAnsi="var(--font-mono)" w:cs="Courier New"/>
           <w:color w:val="61AFEF"/>
-          <w:kern w:val="0"/>
           <w:sz w:val="20"/>
           <w:szCs w:val="20"/>
-          <w:lang w:eastAsia="zh-CN"/>
-          <w14:ligatures w14:val="none"/>
         </w:rPr>
         <w:t>&amp;</w:t>
       </w:r>
       <w:r>
         <w:rPr>
-          <w:rFonts w:ascii="var(--font-mono)" w:eastAsia="Times New Roman" w:hAnsi="var(--font-mono)" w:cs="Courier New"/>
+          <w:rFonts w:ascii="var(--font-mono)" w:hAnsi="var(--font-mono)" w:cs="Courier New"/>
           <w:color w:val="ABB2BF"/>
-          <w:kern w:val="0"/>
           <w:sz w:val="20"/>
           <w:szCs w:val="20"/>
-          <w:lang w:eastAsia="zh-CN"/>
-          <w14:ligatures w14:val="none"/>
         </w:rPr>
         <w:t>tokens</w:t>
       </w:r>
       <w:proofErr w:type="gramStart"/>
       <w:r>
         <w:rPr>
-          <w:rFonts w:ascii="var(--font-mono)" w:eastAsia="Times New Roman" w:hAnsi="var(--font-mono)" w:cs="Courier New"/>
+          <w:rFonts w:ascii="var(--font-mono)" w:hAnsi="var(--font-mono)" w:cs="Courier New"/>
           <w:color w:val="ABB2BF"/>
-          <w:kern w:val="0"/>
           <w:sz w:val="20"/>
           <w:szCs w:val="20"/>
-          <w:lang w:eastAsia="zh-CN"/>
-          <w14:ligatures w14:val="none"/>
         </w:rPr>
         <w:t>);</w:t>
       </w:r>
@@ -955,41 +636,19 @@
     <w:p>
       <w:pPr>
         <w:spacing w:before="100" w:beforeAutospacing="1" w:after="100" w:afterAutospacing="1"/>
-        <w:rPr>
-          <w:rFonts w:ascii="Times New Roman" w:eastAsia="Times New Roman" w:hAnsi="Times New Roman" w:cs="Times New Roman"/>
-          <w:kern w:val="0"/>
-          <w:lang w:eastAsia="zh-CN"/>
-          <w14:ligatures w14:val="none"/>
-        </w:rPr>
-      </w:pPr>
-      <w:r>
-        <w:rPr>
-          <w:rFonts w:ascii="Times New Roman" w:eastAsia="Times New Roman" w:hAnsi="Times New Roman" w:cs="Times New Roman"/>
-          <w:kern w:val="0"/>
-          <w:lang w:eastAsia="zh-CN"/>
-          <w14:ligatures w14:val="none"/>
-        </w:rPr>
+      </w:pPr>
+      <w:r>
         <w:t>that, given an array of integers points and a string tokens, both of length N, returns the total number of points scored.</w:t>
       </w:r>
     </w:p>
     <w:p>
       <w:pPr>
         <w:spacing w:before="100" w:beforeAutospacing="1" w:after="100" w:afterAutospacing="1"/>
-        <w:rPr>
-          <w:rFonts w:ascii="Times New Roman" w:eastAsia="Times New Roman" w:hAnsi="Times New Roman" w:cs="Times New Roman"/>
-          <w:kern w:val="0"/>
-          <w:lang w:eastAsia="zh-CN"/>
-          <w14:ligatures w14:val="none"/>
-        </w:rPr>
-      </w:pPr>
-      <w:r>
-        <w:rPr>
-          <w:rFonts w:ascii="Times New Roman" w:eastAsia="Times New Roman" w:hAnsi="Times New Roman" w:cs="Times New Roman"/>
+      </w:pPr>
+      <w:r>
+        <w:rPr>
           <w:b/>
           <w:bCs/>
-          <w:kern w:val="0"/>
-          <w:lang w:eastAsia="zh-CN"/>
-          <w14:ligatures w14:val="none"/>
         </w:rPr>
         <w:t>Examples:</w:t>
       </w:r>
@@ -1001,20 +660,8 @@
           <w:numId w:val="3"/>
         </w:numPr>
         <w:spacing w:before="100" w:beforeAutospacing="1" w:after="100" w:afterAutospacing="1"/>
-        <w:rPr>
-          <w:rFonts w:ascii="Times New Roman" w:eastAsia="Times New Roman" w:hAnsi="Times New Roman" w:cs="Times New Roman"/>
-          <w:kern w:val="0"/>
-          <w:lang w:eastAsia="zh-CN"/>
-          <w14:ligatures w14:val="none"/>
-        </w:rPr>
-      </w:pPr>
-      <w:r>
-        <w:rPr>
-          <w:rFonts w:ascii="Times New Roman" w:eastAsia="Times New Roman" w:hAnsi="Times New Roman" w:cs="Times New Roman"/>
-          <w:kern w:val="0"/>
-          <w:lang w:eastAsia="zh-CN"/>
-          <w14:ligatures w14:val="none"/>
-        </w:rPr>
+      </w:pPr>
+      <w:r>
         <w:t>Assume that points = [3, 4, 5, 2, 3] and tokens = "TEETT". Cells 0, 3 and 4 contain tokens. The sum of points in these cells is 8. Also, there is one pair of adjacent cells with tokens, which results in 1 extra point. The function should return 9.</w:t>
       </w:r>
     </w:p>
@@ -1025,20 +672,8 @@
           <w:numId w:val="3"/>
         </w:numPr>
         <w:spacing w:before="100" w:beforeAutospacing="1" w:after="100" w:afterAutospacing="1"/>
-        <w:rPr>
-          <w:rFonts w:ascii="Times New Roman" w:eastAsia="Times New Roman" w:hAnsi="Times New Roman" w:cs="Times New Roman"/>
-          <w:kern w:val="0"/>
-          <w:lang w:eastAsia="zh-CN"/>
-          <w14:ligatures w14:val="none"/>
-        </w:rPr>
-      </w:pPr>
-      <w:r>
-        <w:rPr>
-          <w:rFonts w:ascii="Times New Roman" w:eastAsia="Times New Roman" w:hAnsi="Times New Roman" w:cs="Times New Roman"/>
-          <w:kern w:val="0"/>
-          <w:lang w:eastAsia="zh-CN"/>
-          <w14:ligatures w14:val="none"/>
-        </w:rPr>
+      </w:pPr>
+      <w:r>
         <w:t>Assume that points = [3, 2, 1, 2, 2] and tokens = "ETTTE". Cells 1, 2 and 3 contain tokens. The sum of points in these cells is 5. Also, there are two pairs of adjacent cells with tokens, which results in 2 extra points. The function should return 7.</w:t>
       </w:r>
     </w:p>
@@ -1049,32 +684,1708 @@
           <w:numId w:val="3"/>
         </w:numPr>
         <w:spacing w:before="100" w:beforeAutospacing="1" w:after="100" w:afterAutospacing="1"/>
-        <w:rPr>
-          <w:rFonts w:ascii="Times New Roman" w:eastAsia="Times New Roman" w:hAnsi="Times New Roman" w:cs="Times New Roman"/>
-          <w:kern w:val="0"/>
-          <w:lang w:eastAsia="zh-CN"/>
-          <w14:ligatures w14:val="none"/>
-        </w:rPr>
-      </w:pPr>
-      <w:r>
-        <w:rPr>
-          <w:rFonts w:ascii="Times New Roman" w:eastAsia="Times New Roman" w:hAnsi="Times New Roman" w:cs="Times New Roman"/>
-          <w:kern w:val="0"/>
-          <w:lang w:eastAsia="zh-CN"/>
-          <w14:ligatures w14:val="none"/>
-        </w:rPr>
+      </w:pPr>
+      <w:r>
         <w:t>Assume that points = [2, 2, 2, 2] and tokens = "TTTT". All cells contain tokens. The function should return 11.</w:t>
       </w:r>
     </w:p>
     <w:p>
       <w:pPr>
         <w:spacing w:before="100" w:beforeAutospacing="1" w:after="100" w:afterAutospacing="1"/>
-        <w:rPr>
-          <w:rFonts w:ascii="Times New Roman" w:eastAsia="Times New Roman" w:hAnsi="Times New Roman" w:cs="Times New Roman"/>
-          <w:kern w:val="0"/>
-          <w:lang w:eastAsia="zh-CN"/>
-          <w14:ligatures w14:val="none"/>
-        </w:rPr>
+      </w:pPr>
+    </w:p>
+    <w:p>
+      <w:pPr>
+        <w:spacing w:before="100" w:beforeAutospacing="1" w:after="100" w:afterAutospacing="1"/>
+      </w:pPr>
+    </w:p>
+    <w:p>
+      <w:pPr>
+        <w:spacing w:before="100" w:beforeAutospacing="1" w:after="100" w:afterAutospacing="1"/>
+      </w:pPr>
+    </w:p>
+    <w:p>
+      <w:pPr>
+        <w:spacing w:before="100" w:beforeAutospacing="1" w:after="100" w:afterAutospacing="1"/>
+      </w:pPr>
+    </w:p>
+    <w:p>
+      <w:pPr>
+        <w:spacing w:before="100" w:beforeAutospacing="1" w:after="100" w:afterAutospacing="1"/>
+      </w:pPr>
+    </w:p>
+    <w:p>
+      <w:pPr>
+        <w:spacing w:before="100" w:beforeAutospacing="1" w:after="100" w:afterAutospacing="1"/>
+      </w:pPr>
+    </w:p>
+    <w:p/>
+    <w:p/>
+    <w:p/>
+    <w:p/>
+    <w:p/>
+    <w:p/>
+    <w:p/>
+    <w:p/>
+    <w:p/>
+    <w:p/>
+    <w:p/>
+    <w:p/>
+    <w:p>
+      <w:pPr>
+        <w:spacing w:before="100" w:beforeAutospacing="1" w:after="100" w:afterAutospacing="1"/>
+        <w:outlineLvl w:val="1"/>
+        <w:rPr>
+          <w:rStyle w:val="Strong"/>
+          <w:sz w:val="36"/>
+          <w:szCs w:val="36"/>
+        </w:rPr>
+      </w:pPr>
+      <w:r>
+        <w:rPr>
+          <w:b/>
+          <w:bCs/>
+          <w:sz w:val="36"/>
+          <w:szCs w:val="36"/>
+        </w:rPr>
+        <w:lastRenderedPageBreak/>
+        <w:t xml:space="preserve">Question </w:t>
+      </w:r>
+      <w:r>
+        <w:rPr>
+          <w:b/>
+          <w:bCs/>
+          <w:sz w:val="36"/>
+          <w:szCs w:val="36"/>
+        </w:rPr>
+        <w:t>3</w:t>
+      </w:r>
+      <w:r>
+        <w:rPr>
+          <w:b/>
+          <w:bCs/>
+          <w:sz w:val="36"/>
+          <w:szCs w:val="36"/>
+        </w:rPr>
+        <w:t>:</w:t>
+      </w:r>
+      <w:r>
+        <w:rPr>
+          <w:b/>
+          <w:bCs/>
+          <w:sz w:val="36"/>
+          <w:szCs w:val="36"/>
+        </w:rPr>
+        <w:t xml:space="preserve"> </w:t>
+      </w:r>
+      <w:proofErr w:type="spellStart"/>
+      <w:r>
+        <w:rPr>
+          <w:b/>
+          <w:bCs/>
+          <w:sz w:val="36"/>
+          <w:szCs w:val="36"/>
+        </w:rPr>
+        <w:t>SplitJoin</w:t>
+      </w:r>
+      <w:proofErr w:type="spellEnd"/>
+    </w:p>
+    <w:p>
+      <w:pPr>
+        <w:pStyle w:val="whitespace-normal"/>
+      </w:pPr>
+      <w:r>
+        <w:rPr>
+          <w:rStyle w:val="Strong"/>
+          <w:rFonts w:eastAsiaTheme="majorEastAsia"/>
+        </w:rPr>
+        <w:t>You are given an array A of N integers. You can split the array into two non-empty parts, left and right, sort the elements in each part independently and join them back together.</w:t>
+      </w:r>
+    </w:p>
+    <w:p>
+      <w:pPr>
+        <w:pStyle w:val="whitespace-normal"/>
+      </w:pPr>
+      <w:r>
+        <w:rPr>
+          <w:rStyle w:val="Strong"/>
+          <w:rFonts w:eastAsiaTheme="majorEastAsia"/>
+        </w:rPr>
+        <w:t>For example, given array A = [1, 3, 2, 4], you can split it in the following three ways:</w:t>
+      </w:r>
+    </w:p>
+    <w:p>
+      <w:pPr>
+        <w:pStyle w:val="whitespace-normal"/>
+        <w:numPr>
+          <w:ilvl w:val="0"/>
+          <w:numId w:val="4"/>
+        </w:numPr>
+      </w:pPr>
+      <w:r>
+        <w:rPr>
+          <w:rStyle w:val="Strong"/>
+          <w:rFonts w:eastAsiaTheme="majorEastAsia"/>
+        </w:rPr>
+        <w:t>left = [1], right = [3, 2, 4].</w:t>
+      </w:r>
+      <w:r>
+        <w:t xml:space="preserve"> Sorting the elements and joining the parts back together results in the array: </w:t>
+      </w:r>
+      <w:r>
+        <w:rPr>
+          <w:rStyle w:val="Strong"/>
+          <w:rFonts w:eastAsiaTheme="majorEastAsia"/>
+        </w:rPr>
+        <w:t>[1, 2, 3, 4]</w:t>
+      </w:r>
+      <w:r>
+        <w:t>.</w:t>
+      </w:r>
+    </w:p>
+    <w:p>
+      <w:pPr>
+        <w:pStyle w:val="whitespace-normal"/>
+        <w:numPr>
+          <w:ilvl w:val="0"/>
+          <w:numId w:val="4"/>
+        </w:numPr>
+      </w:pPr>
+      <w:r>
+        <w:rPr>
+          <w:rStyle w:val="Strong"/>
+          <w:rFonts w:eastAsiaTheme="majorEastAsia"/>
+        </w:rPr>
+        <w:t>left = [1, 3], right = [2, 4].</w:t>
+      </w:r>
+      <w:r>
+        <w:t xml:space="preserve"> Resulting sorted and rejoined array: </w:t>
+      </w:r>
+      <w:r>
+        <w:rPr>
+          <w:rStyle w:val="Strong"/>
+          <w:rFonts w:eastAsiaTheme="majorEastAsia"/>
+        </w:rPr>
+        <w:t>[1, 3, 2, 4]</w:t>
+      </w:r>
+      <w:r>
+        <w:t>.</w:t>
+      </w:r>
+    </w:p>
+    <w:p>
+      <w:pPr>
+        <w:pStyle w:val="whitespace-normal"/>
+        <w:numPr>
+          <w:ilvl w:val="0"/>
+          <w:numId w:val="4"/>
+        </w:numPr>
+      </w:pPr>
+      <w:r>
+        <w:rPr>
+          <w:rStyle w:val="Strong"/>
+          <w:rFonts w:eastAsiaTheme="majorEastAsia"/>
+        </w:rPr>
+        <w:t>left = [1, 3, 2], right = [4].</w:t>
+      </w:r>
+      <w:r>
+        <w:t xml:space="preserve"> Resulting sorted and rejoined array: </w:t>
+      </w:r>
+      <w:r>
+        <w:rPr>
+          <w:rStyle w:val="Strong"/>
+          <w:rFonts w:eastAsiaTheme="majorEastAsia"/>
+        </w:rPr>
+        <w:t>[1, 2, 3, 4]</w:t>
+      </w:r>
+      <w:r>
+        <w:t>.</w:t>
+      </w:r>
+    </w:p>
+    <w:p>
+      <w:pPr>
+        <w:pStyle w:val="whitespace-normal"/>
+      </w:pPr>
+      <w:r>
+        <w:rPr>
+          <w:rStyle w:val="Strong"/>
+          <w:rFonts w:eastAsiaTheme="majorEastAsia"/>
+        </w:rPr>
+        <w:t>Your task is to find the number of ways of splitting the array into two parts such that, after sorting the two parts and rejoining them into a single array, the resulting array will be sorted in non-decreasing order. For the array shown above, the answer is 2: the first and third splits result in a sorted array.</w:t>
+      </w:r>
+    </w:p>
+    <w:p>
+      <w:pPr>
+        <w:pStyle w:val="whitespace-normal"/>
+      </w:pPr>
+      <w:r>
+        <w:rPr>
+          <w:rStyle w:val="Strong"/>
+          <w:rFonts w:eastAsiaTheme="majorEastAsia"/>
+        </w:rPr>
+        <w:t>Write a function:</w:t>
+      </w:r>
+    </w:p>
+    <w:p>
+      <w:pPr>
+        <w:pStyle w:val="HTMLPreformatted"/>
+        <w:spacing w:before="120" w:after="120"/>
+        <w:rPr>
+          <w:rFonts w:ascii="var(--font-mono)" w:hAnsi="var(--font-mono)"/>
+          <w:color w:val="ABB2BF"/>
+        </w:rPr>
+      </w:pPr>
+      <w:r>
+        <w:rPr>
+          <w:rStyle w:val="HTMLCode"/>
+          <w:rFonts w:ascii="var(--font-mono)" w:eastAsiaTheme="majorEastAsia" w:hAnsi="var(--font-mono)"/>
+          <w:color w:val="ABB2BF"/>
+        </w:rPr>
+        <w:t xml:space="preserve">class Solution </w:t>
+      </w:r>
+      <w:proofErr w:type="gramStart"/>
+      <w:r>
+        <w:rPr>
+          <w:rStyle w:val="HTMLCode"/>
+          <w:rFonts w:ascii="var(--font-mono)" w:eastAsiaTheme="majorEastAsia" w:hAnsi="var(--font-mono)"/>
+          <w:color w:val="ABB2BF"/>
+        </w:rPr>
+        <w:t>{ public</w:t>
+      </w:r>
+      <w:proofErr w:type="gramEnd"/>
+      <w:r>
+        <w:rPr>
+          <w:rStyle w:val="HTMLCode"/>
+          <w:rFonts w:ascii="var(--font-mono)" w:eastAsiaTheme="majorEastAsia" w:hAnsi="var(--font-mono)"/>
+          <w:color w:val="ABB2BF"/>
+        </w:rPr>
+        <w:t xml:space="preserve"> int solution(int[] A); }</w:t>
+      </w:r>
+    </w:p>
+    <w:p>
+      <w:pPr>
+        <w:pStyle w:val="whitespace-normal"/>
+        <w:rPr>
+          <w:rStyle w:val="Strong"/>
+          <w:rFonts w:eastAsiaTheme="majorEastAsia"/>
+        </w:rPr>
+      </w:pPr>
+      <w:r>
+        <w:rPr>
+          <w:rStyle w:val="Strong"/>
+          <w:rFonts w:eastAsiaTheme="majorEastAsia"/>
+        </w:rPr>
+        <w:t>which, given an array A of length N, returns the number of different ways of obtaining a sorted array by applying the procedure described above.</w:t>
+      </w:r>
+    </w:p>
+    <w:p>
+      <w:pPr>
+        <w:pStyle w:val="whitespace-normal"/>
+        <w:rPr>
+          <w:rStyle w:val="Strong"/>
+          <w:rFonts w:eastAsiaTheme="majorEastAsia"/>
+        </w:rPr>
+      </w:pPr>
+    </w:p>
+    <w:p>
+      <w:pPr>
+        <w:pStyle w:val="whitespace-normal"/>
+        <w:rPr>
+          <w:rStyle w:val="Strong"/>
+          <w:rFonts w:eastAsiaTheme="majorEastAsia"/>
+        </w:rPr>
+      </w:pPr>
+    </w:p>
+    <w:p>
+      <w:pPr>
+        <w:pStyle w:val="whitespace-normal"/>
+        <w:rPr>
+          <w:rStyle w:val="Strong"/>
+          <w:rFonts w:eastAsiaTheme="majorEastAsia"/>
+        </w:rPr>
+      </w:pPr>
+    </w:p>
+    <w:p>
+      <w:pPr>
+        <w:pStyle w:val="whitespace-normal"/>
+        <w:rPr>
+          <w:rStyle w:val="Strong"/>
+          <w:rFonts w:eastAsiaTheme="majorEastAsia"/>
+        </w:rPr>
+      </w:pPr>
+    </w:p>
+    <w:p>
+      <w:pPr>
+        <w:pStyle w:val="whitespace-normal"/>
+        <w:rPr>
+          <w:rStyle w:val="Strong"/>
+          <w:rFonts w:eastAsiaTheme="majorEastAsia"/>
+        </w:rPr>
+      </w:pPr>
+    </w:p>
+    <w:p>
+      <w:pPr>
+        <w:pStyle w:val="whitespace-normal"/>
+        <w:rPr>
+          <w:rStyle w:val="Strong"/>
+          <w:rFonts w:eastAsiaTheme="majorEastAsia"/>
+        </w:rPr>
+      </w:pPr>
+    </w:p>
+    <w:p>
+      <w:pPr>
+        <w:pStyle w:val="whitespace-normal"/>
+        <w:rPr>
+          <w:rStyle w:val="Strong"/>
+          <w:rFonts w:eastAsiaTheme="majorEastAsia"/>
+        </w:rPr>
+      </w:pPr>
+    </w:p>
+    <w:p>
+      <w:pPr>
+        <w:pStyle w:val="whitespace-normal"/>
+        <w:rPr>
+          <w:rStyle w:val="Strong"/>
+          <w:rFonts w:eastAsiaTheme="majorEastAsia"/>
+        </w:rPr>
+      </w:pPr>
+    </w:p>
+    <w:p>
+      <w:pPr>
+        <w:pStyle w:val="whitespace-normal"/>
+        <w:rPr>
+          <w:rStyle w:val="Strong"/>
+          <w:rFonts w:eastAsiaTheme="majorEastAsia"/>
+        </w:rPr>
+      </w:pPr>
+    </w:p>
+    <w:p>
+      <w:pPr>
+        <w:pStyle w:val="whitespace-normal"/>
+        <w:rPr>
+          <w:rStyle w:val="Strong"/>
+          <w:rFonts w:eastAsiaTheme="majorEastAsia"/>
+        </w:rPr>
+      </w:pPr>
+    </w:p>
+    <w:p>
+      <w:pPr>
+        <w:pStyle w:val="whitespace-normal"/>
+        <w:rPr>
+          <w:rStyle w:val="Strong"/>
+          <w:rFonts w:eastAsiaTheme="majorEastAsia"/>
+        </w:rPr>
+      </w:pPr>
+    </w:p>
+    <w:p>
+      <w:pPr>
+        <w:pStyle w:val="whitespace-normal"/>
+        <w:rPr>
+          <w:rStyle w:val="Strong"/>
+          <w:rFonts w:eastAsiaTheme="majorEastAsia"/>
+        </w:rPr>
+      </w:pPr>
+    </w:p>
+    <w:p>
+      <w:pPr>
+        <w:pStyle w:val="whitespace-normal"/>
+        <w:rPr>
+          <w:rStyle w:val="Strong"/>
+          <w:rFonts w:eastAsiaTheme="majorEastAsia"/>
+        </w:rPr>
+      </w:pPr>
+    </w:p>
+    <w:p>
+      <w:pPr>
+        <w:pStyle w:val="whitespace-normal"/>
+        <w:rPr>
+          <w:rStyle w:val="Strong"/>
+          <w:rFonts w:eastAsiaTheme="majorEastAsia"/>
+        </w:rPr>
+      </w:pPr>
+    </w:p>
+    <w:p>
+      <w:pPr>
+        <w:spacing w:before="100" w:beforeAutospacing="1" w:after="100" w:afterAutospacing="1"/>
+        <w:outlineLvl w:val="1"/>
+        <w:rPr>
+          <w:b/>
+          <w:bCs/>
+          <w:sz w:val="36"/>
+          <w:szCs w:val="36"/>
+        </w:rPr>
+      </w:pPr>
+      <w:r>
+        <w:rPr>
+          <w:b/>
+          <w:bCs/>
+          <w:sz w:val="36"/>
+          <w:szCs w:val="36"/>
+        </w:rPr>
+        <w:lastRenderedPageBreak/>
+        <w:t xml:space="preserve">Question </w:t>
+      </w:r>
+      <w:r>
+        <w:rPr>
+          <w:b/>
+          <w:bCs/>
+          <w:sz w:val="36"/>
+          <w:szCs w:val="36"/>
+        </w:rPr>
+        <w:t>4:</w:t>
+      </w:r>
+      <w:r>
+        <w:rPr>
+          <w:b/>
+          <w:bCs/>
+          <w:sz w:val="36"/>
+          <w:szCs w:val="36"/>
+        </w:rPr>
+        <w:t xml:space="preserve"> </w:t>
+      </w:r>
+      <w:proofErr w:type="spellStart"/>
+      <w:r>
+        <w:rPr>
+          <w:b/>
+          <w:bCs/>
+          <w:sz w:val="36"/>
+          <w:szCs w:val="36"/>
+        </w:rPr>
+        <w:t>TokenizedCoinCollect</w:t>
+      </w:r>
+      <w:proofErr w:type="spellEnd"/>
+    </w:p>
+    <w:p>
+      <w:pPr>
+        <w:pStyle w:val="whitespace-normal"/>
+      </w:pPr>
+      <w:r>
+        <w:t>There is a single-player board game with N positions described by a string. Each position can be empty (denoted by '.'), contain a player's token (denoted by 'T') or contain a coin ('C'). The player may possess multiple tokens. A coin is collected by the player when a token is put on the coin's position (each coin can be collected only once).</w:t>
+      </w:r>
+    </w:p>
+    <w:p>
+      <w:pPr>
+        <w:pStyle w:val="whitespace-normal"/>
+      </w:pPr>
+      <w:r>
+        <w:t xml:space="preserve">In one turn, the player can move a token by exactly three positions to the right (the token does not stop on the positions in between). Every token can be moved multiple times. The token cannot be moved if there </w:t>
+      </w:r>
+      <w:proofErr w:type="gramStart"/>
+      <w:r>
+        <w:t>is</w:t>
+      </w:r>
+      <w:proofErr w:type="gramEnd"/>
+      <w:r>
+        <w:t xml:space="preserve"> already another token in the position it would move onto.</w:t>
+      </w:r>
+    </w:p>
+    <w:p>
+      <w:pPr>
+        <w:pStyle w:val="whitespace-normal"/>
+      </w:pPr>
+      <w:r>
+        <w:rPr>
+          <w:rStyle w:val="Strong"/>
+          <w:rFonts w:eastAsiaTheme="majorEastAsia"/>
+        </w:rPr>
+        <w:t>What is the maximum number of coins the player can collect?</w:t>
+      </w:r>
+    </w:p>
+    <w:p>
+      <w:pPr>
+        <w:pStyle w:val="whitespace-normal"/>
+      </w:pPr>
+      <w:r>
+        <w:rPr>
+          <w:rStyle w:val="Strong"/>
+          <w:rFonts w:eastAsiaTheme="majorEastAsia"/>
+        </w:rPr>
+        <w:t>Write a function:</w:t>
+      </w:r>
+    </w:p>
+    <w:p>
+      <w:r>
+        <w:t>python</w:t>
+      </w:r>
+    </w:p>
+    <w:p>
+      <w:pPr>
+        <w:pStyle w:val="HTMLPreformatted"/>
+        <w:spacing w:before="120" w:after="120"/>
+        <w:rPr>
+          <w:rFonts w:ascii="var(--font-mono)" w:hAnsi="var(--font-mono)"/>
+          <w:color w:val="ABB2BF"/>
+        </w:rPr>
+      </w:pPr>
+      <w:r>
+        <w:rPr>
+          <w:rStyle w:val="token"/>
+          <w:rFonts w:ascii="var(--font-mono)" w:eastAsiaTheme="majorEastAsia" w:hAnsi="var(--font-mono)"/>
+          <w:color w:val="C678DD"/>
+        </w:rPr>
+        <w:t>def</w:t>
+      </w:r>
+      <w:r>
+        <w:rPr>
+          <w:rStyle w:val="HTMLCode"/>
+          <w:rFonts w:ascii="var(--font-mono)" w:eastAsiaTheme="majorEastAsia" w:hAnsi="var(--font-mono)"/>
+          <w:color w:val="ABB2BF"/>
+        </w:rPr>
+        <w:t xml:space="preserve"> </w:t>
+      </w:r>
+      <w:r>
+        <w:rPr>
+          <w:rStyle w:val="token"/>
+          <w:rFonts w:ascii="var(--font-mono)" w:eastAsiaTheme="majorEastAsia" w:hAnsi="var(--font-mono)"/>
+          <w:color w:val="61AFEF"/>
+        </w:rPr>
+        <w:t>solution</w:t>
+      </w:r>
+      <w:r>
+        <w:rPr>
+          <w:rStyle w:val="token"/>
+          <w:rFonts w:ascii="var(--font-mono)" w:eastAsiaTheme="majorEastAsia" w:hAnsi="var(--font-mono)"/>
+          <w:color w:val="ABB2BF"/>
+        </w:rPr>
+        <w:t>(</w:t>
+      </w:r>
+      <w:r>
+        <w:rPr>
+          <w:rStyle w:val="HTMLCode"/>
+          <w:rFonts w:ascii="var(--font-mono)" w:eastAsiaTheme="majorEastAsia" w:hAnsi="var(--font-mono)"/>
+          <w:color w:val="ABB2BF"/>
+        </w:rPr>
+        <w:t>board</w:t>
+      </w:r>
+      <w:r>
+        <w:rPr>
+          <w:rStyle w:val="token"/>
+          <w:rFonts w:ascii="var(--font-mono)" w:eastAsiaTheme="majorEastAsia" w:hAnsi="var(--font-mono)"/>
+          <w:color w:val="ABB2BF"/>
+        </w:rPr>
+        <w:t>)</w:t>
+      </w:r>
+    </w:p>
+    <w:p>
+      <w:pPr>
+        <w:pStyle w:val="whitespace-normal"/>
+      </w:pPr>
+      <w:r>
+        <w:t>that, given a string board of length N, returns the maximum number of coins the player can collect</w:t>
+      </w:r>
+    </w:p>
+    <w:p>
+      <w:pPr>
+        <w:pStyle w:val="whitespace-normal"/>
+      </w:pPr>
+      <w:r>
+        <w:rPr>
+          <w:rStyle w:val="Strong"/>
+          <w:rFonts w:eastAsiaTheme="majorEastAsia"/>
+        </w:rPr>
+        <w:t>Examples:</w:t>
+      </w:r>
+    </w:p>
+    <w:p>
+      <w:pPr>
+        <w:pStyle w:val="whitespace-normal"/>
+        <w:numPr>
+          <w:ilvl w:val="0"/>
+          <w:numId w:val="5"/>
+        </w:numPr>
+      </w:pPr>
+      <w:r>
+        <w:t>For board = "TTTCCCCCC" the player can move the...</w:t>
+      </w:r>
+    </w:p>
+    <w:p>
+      <w:pPr>
+        <w:pStyle w:val="whitespace-normal"/>
+      </w:pPr>
+    </w:p>
+    <w:p/>
+    <w:p/>
+    <w:p/>
+    <w:p/>
+    <w:p/>
+    <w:p/>
+    <w:p/>
+    <w:p/>
+    <w:p/>
+    <w:p/>
+    <w:p/>
+    <w:p/>
+    <w:p/>
+    <w:p/>
+    <w:p/>
+    <w:p/>
+    <w:p/>
+    <w:p/>
+    <w:p/>
+    <w:p/>
+    <w:p/>
+    <w:p/>
+    <w:p/>
+    <w:p/>
+    <w:p/>
+    <w:p>
+      <w:pPr>
+        <w:spacing w:before="100" w:beforeAutospacing="1" w:after="100" w:afterAutospacing="1"/>
+        <w:outlineLvl w:val="1"/>
+        <w:rPr>
+          <w:b/>
+          <w:bCs/>
+          <w:sz w:val="36"/>
+          <w:szCs w:val="36"/>
+        </w:rPr>
+      </w:pPr>
+      <w:r>
+        <w:rPr>
+          <w:b/>
+          <w:bCs/>
+          <w:sz w:val="36"/>
+          <w:szCs w:val="36"/>
+        </w:rPr>
+        <w:lastRenderedPageBreak/>
+        <w:t xml:space="preserve">Question </w:t>
+      </w:r>
+      <w:r>
+        <w:rPr>
+          <w:b/>
+          <w:bCs/>
+          <w:sz w:val="36"/>
+          <w:szCs w:val="36"/>
+        </w:rPr>
+        <w:t>5</w:t>
+      </w:r>
+      <w:r>
+        <w:rPr>
+          <w:b/>
+          <w:bCs/>
+          <w:sz w:val="36"/>
+          <w:szCs w:val="36"/>
+        </w:rPr>
+        <w:t>:</w:t>
+      </w:r>
+      <w:r>
+        <w:rPr>
+          <w:b/>
+          <w:bCs/>
+          <w:sz w:val="36"/>
+          <w:szCs w:val="36"/>
+        </w:rPr>
+        <w:t xml:space="preserve"> </w:t>
+      </w:r>
+      <w:proofErr w:type="spellStart"/>
+      <w:r>
+        <w:rPr>
+          <w:b/>
+          <w:bCs/>
+          <w:sz w:val="36"/>
+          <w:szCs w:val="36"/>
+        </w:rPr>
+        <w:t>StackMove</w:t>
+      </w:r>
+      <w:proofErr w:type="spellEnd"/>
+    </w:p>
+    <w:p>
+      <w:pPr>
+        <w:pStyle w:val="whitespace-normal"/>
+      </w:pPr>
+      <w:r>
+        <w:t>You begin with an array filled with N zeros and you want to obtain an array A.</w:t>
+      </w:r>
+    </w:p>
+    <w:p>
+      <w:pPr>
+        <w:pStyle w:val="whitespace-normal"/>
+      </w:pPr>
+      <w:r>
+        <w:t>In one move, you can choose an arbitrary interval and increase all the elements within that interval by 1. For example, you can transform [0, 0, 0, 0, 0] into [0, 1, 1, 1, 0] in a single move. However, you need three moves to obtain [1, 0, 1, 2, 2]. One possible sequence of moves is: [0, 0, 0, 0, 0] → [0, 0, 1, 1, 1] → [0, 0, 1, 2, 2] → [1, 0, 1, 2, 2], where → denotes a single move.</w:t>
+      </w:r>
+    </w:p>
+    <w:p>
+      <w:pPr>
+        <w:pStyle w:val="whitespace-normal"/>
+      </w:pPr>
+      <w:r>
+        <w:rPr>
+          <w:rStyle w:val="Strong"/>
+          <w:rFonts w:eastAsiaTheme="majorEastAsia"/>
+        </w:rPr>
+        <w:t>What is the minimum number of moves needed to obtain A, starting from a zero-filled array?</w:t>
+      </w:r>
+    </w:p>
+    <w:p>
+      <w:pPr>
+        <w:pStyle w:val="whitespace-normal"/>
+      </w:pPr>
+      <w:r>
+        <w:rPr>
+          <w:rStyle w:val="Strong"/>
+          <w:rFonts w:eastAsiaTheme="majorEastAsia"/>
+        </w:rPr>
+        <w:t>Write a function:</w:t>
+      </w:r>
+    </w:p>
+    <w:p>
+      <w:proofErr w:type="spellStart"/>
+      <w:r>
+        <w:t>cpp</w:t>
+      </w:r>
+      <w:proofErr w:type="spellEnd"/>
+    </w:p>
+    <w:p>
+      <w:pPr>
+        <w:pStyle w:val="HTMLPreformatted"/>
+        <w:spacing w:before="120" w:after="120"/>
+        <w:rPr>
+          <w:rFonts w:ascii="var(--font-mono)" w:hAnsi="var(--font-mono)"/>
+          <w:color w:val="ABB2BF"/>
+        </w:rPr>
+      </w:pPr>
+      <w:r>
+        <w:rPr>
+          <w:rStyle w:val="token"/>
+          <w:rFonts w:ascii="var(--font-mono)" w:eastAsiaTheme="majorEastAsia" w:hAnsi="var(--font-mono)"/>
+          <w:color w:val="C678DD"/>
+        </w:rPr>
+        <w:t>int</w:t>
+      </w:r>
+      <w:r>
+        <w:rPr>
+          <w:rStyle w:val="HTMLCode"/>
+          <w:rFonts w:ascii="var(--font-mono)" w:eastAsiaTheme="majorEastAsia" w:hAnsi="var(--font-mono)"/>
+          <w:color w:val="ABB2BF"/>
+        </w:rPr>
+        <w:t xml:space="preserve"> </w:t>
+      </w:r>
+      <w:r>
+        <w:rPr>
+          <w:rStyle w:val="token"/>
+          <w:rFonts w:ascii="var(--font-mono)" w:eastAsiaTheme="majorEastAsia" w:hAnsi="var(--font-mono)"/>
+          <w:color w:val="61AFEF"/>
+        </w:rPr>
+        <w:t>solution</w:t>
+      </w:r>
+      <w:r>
+        <w:rPr>
+          <w:rStyle w:val="token"/>
+          <w:rFonts w:ascii="var(--font-mono)" w:eastAsiaTheme="majorEastAsia" w:hAnsi="var(--font-mono)"/>
+          <w:color w:val="ABB2BF"/>
+        </w:rPr>
+        <w:t>(</w:t>
+      </w:r>
+      <w:r>
+        <w:rPr>
+          <w:rStyle w:val="HTMLCode"/>
+          <w:rFonts w:ascii="var(--font-mono)" w:eastAsiaTheme="majorEastAsia" w:hAnsi="var(--font-mono)"/>
+          <w:color w:val="ABB2BF"/>
+        </w:rPr>
+        <w:t>vector</w:t>
+      </w:r>
+      <w:r>
+        <w:rPr>
+          <w:rStyle w:val="token"/>
+          <w:rFonts w:ascii="var(--font-mono)" w:eastAsiaTheme="majorEastAsia" w:hAnsi="var(--font-mono)"/>
+          <w:color w:val="61AFEF"/>
+        </w:rPr>
+        <w:t>&lt;</w:t>
+      </w:r>
+      <w:r>
+        <w:rPr>
+          <w:rStyle w:val="token"/>
+          <w:rFonts w:ascii="var(--font-mono)" w:eastAsiaTheme="majorEastAsia" w:hAnsi="var(--font-mono)"/>
+          <w:color w:val="C678DD"/>
+        </w:rPr>
+        <w:t>int</w:t>
+      </w:r>
+      <w:r>
+        <w:rPr>
+          <w:rStyle w:val="token"/>
+          <w:rFonts w:ascii="var(--font-mono)" w:eastAsiaTheme="majorEastAsia" w:hAnsi="var(--font-mono)"/>
+          <w:color w:val="61AFEF"/>
+        </w:rPr>
+        <w:t>&gt;</w:t>
+      </w:r>
+      <w:r>
+        <w:rPr>
+          <w:rStyle w:val="HTMLCode"/>
+          <w:rFonts w:ascii="var(--font-mono)" w:eastAsiaTheme="majorEastAsia" w:hAnsi="var(--font-mono)"/>
+          <w:color w:val="ABB2BF"/>
+        </w:rPr>
+        <w:t xml:space="preserve"> </w:t>
+      </w:r>
+      <w:r>
+        <w:rPr>
+          <w:rStyle w:val="token"/>
+          <w:rFonts w:ascii="var(--font-mono)" w:eastAsiaTheme="majorEastAsia" w:hAnsi="var(--font-mono)"/>
+          <w:color w:val="61AFEF"/>
+        </w:rPr>
+        <w:t>&amp;</w:t>
+      </w:r>
+      <w:r>
+        <w:rPr>
+          <w:rStyle w:val="HTMLCode"/>
+          <w:rFonts w:ascii="var(--font-mono)" w:eastAsiaTheme="majorEastAsia" w:hAnsi="var(--font-mono)"/>
+          <w:color w:val="ABB2BF"/>
+        </w:rPr>
+        <w:t>A</w:t>
+      </w:r>
+      <w:proofErr w:type="gramStart"/>
+      <w:r>
+        <w:rPr>
+          <w:rStyle w:val="token"/>
+          <w:rFonts w:ascii="var(--font-mono)" w:eastAsiaTheme="majorEastAsia" w:hAnsi="var(--font-mono)"/>
+          <w:color w:val="ABB2BF"/>
+        </w:rPr>
+        <w:t>);</w:t>
+      </w:r>
+      <w:proofErr w:type="gramEnd"/>
+    </w:p>
+    <w:p>
+      <w:pPr>
+        <w:pStyle w:val="whitespace-normal"/>
+      </w:pPr>
+      <w:r>
+        <w:t>that, given an array A of length N, returns as an integer the minimum number of moves needed to transform a [zero-filled array into array A].</w:t>
+      </w:r>
+    </w:p>
+    <w:p>
+      <w:pPr>
+        <w:pStyle w:val="whitespace-normal"/>
+      </w:pPr>
+    </w:p>
+    <w:p>
+      <w:pPr>
+        <w:pStyle w:val="whitespace-normal"/>
+      </w:pPr>
+    </w:p>
+    <w:p>
+      <w:pPr>
+        <w:pStyle w:val="whitespace-normal"/>
+      </w:pPr>
+    </w:p>
+    <w:p>
+      <w:pPr>
+        <w:pStyle w:val="whitespace-normal"/>
+      </w:pPr>
+    </w:p>
+    <w:p>
+      <w:pPr>
+        <w:pStyle w:val="whitespace-normal"/>
+      </w:pPr>
+    </w:p>
+    <w:p>
+      <w:pPr>
+        <w:pStyle w:val="whitespace-normal"/>
+      </w:pPr>
+    </w:p>
+    <w:p>
+      <w:pPr>
+        <w:pStyle w:val="whitespace-normal"/>
+      </w:pPr>
+    </w:p>
+    <w:p>
+      <w:pPr>
+        <w:pStyle w:val="whitespace-normal"/>
+      </w:pPr>
+    </w:p>
+    <w:p>
+      <w:pPr>
+        <w:pStyle w:val="whitespace-normal"/>
+      </w:pPr>
+    </w:p>
+    <w:p>
+      <w:pPr>
+        <w:pStyle w:val="whitespace-normal"/>
+      </w:pPr>
+    </w:p>
+    <w:p>
+      <w:pPr>
+        <w:pStyle w:val="whitespace-normal"/>
+      </w:pPr>
+    </w:p>
+    <w:p>
+      <w:pPr>
+        <w:pStyle w:val="whitespace-normal"/>
+      </w:pPr>
+    </w:p>
+    <w:p>
+      <w:pPr>
+        <w:pStyle w:val="whitespace-normal"/>
+      </w:pPr>
+    </w:p>
+    <w:p>
+      <w:pPr>
+        <w:pStyle w:val="whitespace-normal"/>
+      </w:pPr>
+    </w:p>
+    <w:p>
+      <w:pPr>
+        <w:pStyle w:val="whitespace-normal"/>
+      </w:pPr>
+    </w:p>
+    <w:p>
+      <w:pPr>
+        <w:pStyle w:val="whitespace-normal"/>
+      </w:pPr>
+    </w:p>
+    <w:p>
+      <w:pPr>
+        <w:spacing w:before="100" w:beforeAutospacing="1" w:after="100" w:afterAutospacing="1"/>
+        <w:outlineLvl w:val="1"/>
+        <w:rPr>
+          <w:b/>
+          <w:bCs/>
+          <w:sz w:val="36"/>
+          <w:szCs w:val="36"/>
+        </w:rPr>
+      </w:pPr>
+      <w:r>
+        <w:rPr>
+          <w:b/>
+          <w:bCs/>
+          <w:sz w:val="36"/>
+          <w:szCs w:val="36"/>
+        </w:rPr>
+        <w:lastRenderedPageBreak/>
+        <w:t xml:space="preserve">Question </w:t>
+      </w:r>
+      <w:r>
+        <w:rPr>
+          <w:b/>
+          <w:bCs/>
+          <w:sz w:val="36"/>
+          <w:szCs w:val="36"/>
+        </w:rPr>
+        <w:t>6</w:t>
+      </w:r>
+      <w:r>
+        <w:rPr>
+          <w:b/>
+          <w:bCs/>
+          <w:sz w:val="36"/>
+          <w:szCs w:val="36"/>
+        </w:rPr>
+        <w:t>:</w:t>
+      </w:r>
+      <w:r>
+        <w:rPr>
+          <w:b/>
+          <w:bCs/>
+          <w:sz w:val="36"/>
+          <w:szCs w:val="36"/>
+        </w:rPr>
+        <w:t xml:space="preserve"> </w:t>
+      </w:r>
+      <w:proofErr w:type="spellStart"/>
+      <w:r>
+        <w:rPr>
+          <w:b/>
+          <w:bCs/>
+          <w:sz w:val="36"/>
+          <w:szCs w:val="36"/>
+        </w:rPr>
+        <w:t>Num</w:t>
+      </w:r>
+      <w:r>
+        <w:rPr>
+          <w:b/>
+          <w:bCs/>
+          <w:sz w:val="36"/>
+          <w:szCs w:val="36"/>
+        </w:rPr>
+        <w:t>s</w:t>
+      </w:r>
+      <w:r>
+        <w:rPr>
+          <w:b/>
+          <w:bCs/>
+          <w:sz w:val="36"/>
+          <w:szCs w:val="36"/>
+        </w:rPr>
+        <w:t>ChosenTogther</w:t>
+      </w:r>
+      <w:proofErr w:type="spellEnd"/>
+    </w:p>
+    <w:p>
+      <w:pPr>
+        <w:pStyle w:val="whitespace-normal"/>
+      </w:pPr>
+      <w:r>
+        <w:t>An array consists of N two-digit numbers. A group of numbers can be chosen from the array only if all of them share at least one digit. For example, numbers 52, 25 and 55 can be chosen together (they share digit 5), but 11, 52 and 34 cannot. What is the maximum number of array elements that can be chosen together?</w:t>
+      </w:r>
+    </w:p>
+    <w:p>
+      <w:pPr>
+        <w:pStyle w:val="whitespace-normal"/>
+      </w:pPr>
+      <w:r>
+        <w:t>Write a function:</w:t>
+      </w:r>
+    </w:p>
+    <w:p>
+      <w:pPr>
+        <w:pStyle w:val="whitespace-normal"/>
+      </w:pPr>
+      <w:r>
+        <w:rPr>
+          <w:rStyle w:val="HTMLCode"/>
+          <w:rFonts w:eastAsiaTheme="majorEastAsia"/>
+        </w:rPr>
+        <w:t>int solution(vector&lt;int&gt; &amp;numbers</w:t>
+      </w:r>
+      <w:proofErr w:type="gramStart"/>
+      <w:r>
+        <w:rPr>
+          <w:rStyle w:val="HTMLCode"/>
+          <w:rFonts w:eastAsiaTheme="majorEastAsia"/>
+        </w:rPr>
+        <w:t>);</w:t>
+      </w:r>
+      <w:proofErr w:type="gramEnd"/>
+    </w:p>
+    <w:p>
+      <w:pPr>
+        <w:pStyle w:val="whitespace-normal"/>
+      </w:pPr>
+      <w:r>
+        <w:t>that, given an array numbers of length N, returns the maximum number of elements that can be chosen.</w:t>
+      </w:r>
+    </w:p>
+    <w:p>
+      <w:pPr>
+        <w:pStyle w:val="whitespace-normal"/>
+      </w:pPr>
+      <w:r>
+        <w:rPr>
+          <w:rStyle w:val="Strong"/>
+          <w:rFonts w:eastAsiaTheme="majorEastAsia"/>
+        </w:rPr>
+        <w:t>Examples:</w:t>
+      </w:r>
+    </w:p>
+    <w:p>
+      <w:pPr>
+        <w:pStyle w:val="whitespace-normal"/>
+        <w:numPr>
+          <w:ilvl w:val="0"/>
+          <w:numId w:val="6"/>
+        </w:numPr>
+      </w:pPr>
+      <w:r>
+        <w:t>For numbers = [52, 25, 11, 52, 34, 55], elements 52, 25, 52 and 55 can be chosen. The function should return 4.</w:t>
+      </w:r>
+    </w:p>
+    <w:p>
+      <w:pPr>
+        <w:pStyle w:val="whitespace-normal"/>
+        <w:numPr>
+          <w:ilvl w:val="0"/>
+          <w:numId w:val="6"/>
+        </w:numPr>
+      </w:pPr>
+      <w:r>
+        <w:t>For numbers = [71, 23, 57, 15], it is possible to choose at most two elements. The function should return 2.</w:t>
+      </w:r>
+    </w:p>
+    <w:p>
+      <w:pPr>
+        <w:pStyle w:val="whitespace-normal"/>
+        <w:numPr>
+          <w:ilvl w:val="0"/>
+          <w:numId w:val="6"/>
+        </w:numPr>
+      </w:pPr>
+      <w:r>
+        <w:t>For numbers = [11, 33, 55], no two numbers share any digit. The function should return 1.</w:t>
+      </w:r>
+    </w:p>
+    <w:p>
+      <w:pPr>
+        <w:pStyle w:val="whitespace-normal"/>
+        <w:ind w:left="360"/>
+      </w:pPr>
+    </w:p>
+    <w:p>
+      <w:pPr>
+        <w:pStyle w:val="whitespace-normal"/>
+        <w:ind w:left="360"/>
+      </w:pPr>
+    </w:p>
+    <w:p>
+      <w:pPr>
+        <w:pStyle w:val="whitespace-normal"/>
+        <w:ind w:left="360"/>
+      </w:pPr>
+    </w:p>
+    <w:p>
+      <w:pPr>
+        <w:pStyle w:val="whitespace-normal"/>
+        <w:ind w:left="360"/>
+      </w:pPr>
+    </w:p>
+    <w:p>
+      <w:pPr>
+        <w:pStyle w:val="whitespace-normal"/>
+        <w:ind w:left="360"/>
+      </w:pPr>
+    </w:p>
+    <w:p>
+      <w:pPr>
+        <w:pStyle w:val="whitespace-normal"/>
+        <w:ind w:left="360"/>
+      </w:pPr>
+    </w:p>
+    <w:p>
+      <w:pPr>
+        <w:pStyle w:val="whitespace-normal"/>
+        <w:ind w:left="360"/>
+      </w:pPr>
+    </w:p>
+    <w:p>
+      <w:pPr>
+        <w:pStyle w:val="whitespace-normal"/>
+        <w:ind w:left="360"/>
+      </w:pPr>
+    </w:p>
+    <w:p>
+      <w:pPr>
+        <w:pStyle w:val="whitespace-normal"/>
+        <w:ind w:left="360"/>
+      </w:pPr>
+    </w:p>
+    <w:p>
+      <w:pPr>
+        <w:pStyle w:val="whitespace-normal"/>
+        <w:ind w:left="360"/>
+      </w:pPr>
+    </w:p>
+    <w:p>
+      <w:pPr>
+        <w:pStyle w:val="whitespace-normal"/>
+        <w:ind w:left="360"/>
+      </w:pPr>
+    </w:p>
+    <w:p>
+      <w:pPr>
+        <w:pStyle w:val="whitespace-normal"/>
+        <w:ind w:left="360"/>
+      </w:pPr>
+    </w:p>
+    <w:p>
+      <w:pPr>
+        <w:pStyle w:val="whitespace-normal"/>
+        <w:ind w:left="360"/>
+      </w:pPr>
+    </w:p>
+    <w:p>
+      <w:pPr>
+        <w:pStyle w:val="whitespace-normal"/>
+        <w:ind w:left="360"/>
+      </w:pPr>
+    </w:p>
+    <w:p>
+      <w:pPr>
+        <w:pStyle w:val="whitespace-normal"/>
+        <w:ind w:left="360"/>
+      </w:pPr>
+    </w:p>
+    <w:p>
+      <w:pPr>
+        <w:pStyle w:val="whitespace-normal"/>
+        <w:ind w:left="360"/>
+      </w:pPr>
+    </w:p>
+    <w:p>
+      <w:pPr>
+        <w:pStyle w:val="Heading2"/>
+      </w:pPr>
+      <w:r>
+        <w:lastRenderedPageBreak/>
+        <w:t>Question 7</w:t>
+      </w:r>
+      <w:r>
+        <w:t>: Minimum Absolute Sum by Flipping One Element</w:t>
+      </w:r>
+    </w:p>
+    <w:p>
+      <w:pPr>
+        <w:pStyle w:val="whitespace-normal"/>
+      </w:pPr>
+      <w:r>
+        <w:t xml:space="preserve">There is an array A consisting of N integers. Choose </w:t>
+      </w:r>
+      <w:r>
+        <w:rPr>
+          <w:b/>
+          <w:bCs/>
+        </w:rPr>
+        <w:t>at most</w:t>
+      </w:r>
+      <w:r>
+        <w:t xml:space="preserve"> one element to multiply by -1 </w:t>
+      </w:r>
+      <w:proofErr w:type="gramStart"/>
+      <w:r>
+        <w:t>in order to</w:t>
+      </w:r>
+      <w:proofErr w:type="gramEnd"/>
+      <w:r>
+        <w:t xml:space="preserve"> obtain an array whose sum of elements is as close to 0 as possible. That is, find the sum with the minimum absolute value.</w:t>
+      </w:r>
+    </w:p>
+    <w:p>
+      <w:pPr>
+        <w:pStyle w:val="whitespace-normal"/>
+      </w:pPr>
+      <w:r>
+        <w:t>Write a function:</w:t>
+      </w:r>
+    </w:p>
+    <w:p>
+      <w:proofErr w:type="spellStart"/>
+      <w:r>
+        <w:t>cpp</w:t>
+      </w:r>
+      <w:proofErr w:type="spellEnd"/>
+    </w:p>
+    <w:p>
+      <w:pPr>
+        <w:pStyle w:val="HTMLPreformatted"/>
+        <w:spacing w:before="120" w:after="120"/>
+        <w:rPr>
+          <w:rFonts w:ascii="var(--font-mono)" w:hAnsi="var(--font-mono)"/>
+          <w:color w:val="ABB2BF"/>
+        </w:rPr>
+      </w:pPr>
+      <w:r>
+        <w:rPr>
+          <w:rStyle w:val="token"/>
+          <w:rFonts w:ascii="var(--font-mono)" w:eastAsiaTheme="majorEastAsia" w:hAnsi="var(--font-mono)"/>
+          <w:color w:val="C678DD"/>
+        </w:rPr>
+        <w:t>int</w:t>
+      </w:r>
+      <w:r>
+        <w:rPr>
+          <w:rStyle w:val="HTMLCode"/>
+          <w:rFonts w:ascii="var(--font-mono)" w:eastAsiaTheme="majorEastAsia" w:hAnsi="var(--font-mono)"/>
+          <w:color w:val="ABB2BF"/>
+        </w:rPr>
+        <w:t xml:space="preserve"> </w:t>
+      </w:r>
+      <w:r>
+        <w:rPr>
+          <w:rStyle w:val="token"/>
+          <w:rFonts w:ascii="var(--font-mono)" w:eastAsiaTheme="majorEastAsia" w:hAnsi="var(--font-mono)"/>
+          <w:color w:val="61AFEF"/>
+        </w:rPr>
+        <w:t>solution</w:t>
+      </w:r>
+      <w:r>
+        <w:rPr>
+          <w:rStyle w:val="token"/>
+          <w:rFonts w:ascii="var(--font-mono)" w:eastAsiaTheme="majorEastAsia" w:hAnsi="var(--font-mono)"/>
+          <w:color w:val="ABB2BF"/>
+        </w:rPr>
+        <w:t>(</w:t>
+      </w:r>
+      <w:r>
+        <w:rPr>
+          <w:rStyle w:val="HTMLCode"/>
+          <w:rFonts w:ascii="var(--font-mono)" w:eastAsiaTheme="majorEastAsia" w:hAnsi="var(--font-mono)"/>
+          <w:color w:val="ABB2BF"/>
+        </w:rPr>
+        <w:t>vector</w:t>
+      </w:r>
+      <w:r>
+        <w:rPr>
+          <w:rStyle w:val="token"/>
+          <w:rFonts w:ascii="var(--font-mono)" w:eastAsiaTheme="majorEastAsia" w:hAnsi="var(--font-mono)"/>
+          <w:color w:val="61AFEF"/>
+        </w:rPr>
+        <w:t>&lt;</w:t>
+      </w:r>
+      <w:r>
+        <w:rPr>
+          <w:rStyle w:val="token"/>
+          <w:rFonts w:ascii="var(--font-mono)" w:eastAsiaTheme="majorEastAsia" w:hAnsi="var(--font-mono)"/>
+          <w:color w:val="C678DD"/>
+        </w:rPr>
+        <w:t>int</w:t>
+      </w:r>
+      <w:r>
+        <w:rPr>
+          <w:rStyle w:val="token"/>
+          <w:rFonts w:ascii="var(--font-mono)" w:eastAsiaTheme="majorEastAsia" w:hAnsi="var(--font-mono)"/>
+          <w:color w:val="61AFEF"/>
+        </w:rPr>
+        <w:t>&gt;</w:t>
+      </w:r>
+      <w:r>
+        <w:rPr>
+          <w:rStyle w:val="HTMLCode"/>
+          <w:rFonts w:ascii="var(--font-mono)" w:eastAsiaTheme="majorEastAsia" w:hAnsi="var(--font-mono)"/>
+          <w:color w:val="ABB2BF"/>
+        </w:rPr>
+        <w:t xml:space="preserve"> </w:t>
+      </w:r>
+      <w:r>
+        <w:rPr>
+          <w:rStyle w:val="token"/>
+          <w:rFonts w:ascii="var(--font-mono)" w:eastAsiaTheme="majorEastAsia" w:hAnsi="var(--font-mono)"/>
+          <w:color w:val="61AFEF"/>
+        </w:rPr>
+        <w:t>&amp;</w:t>
+      </w:r>
+      <w:r>
+        <w:rPr>
+          <w:rStyle w:val="HTMLCode"/>
+          <w:rFonts w:ascii="var(--font-mono)" w:eastAsiaTheme="majorEastAsia" w:hAnsi="var(--font-mono)"/>
+          <w:color w:val="ABB2BF"/>
+        </w:rPr>
+        <w:t>A</w:t>
+      </w:r>
+      <w:proofErr w:type="gramStart"/>
+      <w:r>
+        <w:rPr>
+          <w:rStyle w:val="token"/>
+          <w:rFonts w:ascii="var(--font-mono)" w:eastAsiaTheme="majorEastAsia" w:hAnsi="var(--font-mono)"/>
+          <w:color w:val="ABB2BF"/>
+        </w:rPr>
+        <w:t>);</w:t>
+      </w:r>
+      <w:proofErr w:type="gramEnd"/>
+    </w:p>
+    <w:p>
+      <w:pPr>
+        <w:pStyle w:val="whitespace-normal"/>
+      </w:pPr>
+      <w:r>
+        <w:t>that, given an array A, returns the minimum absolute value of the sum of A that can be obtained.</w:t>
+      </w:r>
+    </w:p>
+    <w:p>
+      <w:pPr>
+        <w:pStyle w:val="whitespace-normal"/>
+      </w:pPr>
+      <w:r>
+        <w:rPr>
+          <w:rStyle w:val="Strong"/>
+          <w:rFonts w:eastAsiaTheme="majorEastAsia"/>
+        </w:rPr>
+        <w:t>Examples:</w:t>
+      </w:r>
+    </w:p>
+    <w:p>
+      <w:pPr>
+        <w:pStyle w:val="whitespace-normal"/>
+        <w:numPr>
+          <w:ilvl w:val="0"/>
+          <w:numId w:val="7"/>
+        </w:numPr>
+      </w:pPr>
+      <w:r>
+        <w:t>For A = [1, 3, 2, 5], after multiplying the last element by -1, A will be equal to [1, 3, 2, -5]. Its sum is 1. It is not possible to obtain any sum closer to 0. The function should return 1.</w:t>
+      </w:r>
+    </w:p>
+    <w:p>
+      <w:pPr>
+        <w:pStyle w:val="whitespace-normal"/>
+        <w:numPr>
+          <w:ilvl w:val="0"/>
+          <w:numId w:val="7"/>
+        </w:numPr>
+      </w:pPr>
+      <w:r>
+        <w:t>For A = [-4, 0, -3, -3], we can multiply -4 by -1 and therefore obtain A = [4, 0, -3, -3]. Its sum is -2. The function should return 2.</w:t>
+      </w:r>
+    </w:p>
+    <w:p>
+      <w:pPr>
+        <w:pStyle w:val="whitespace-normal"/>
+        <w:numPr>
+          <w:ilvl w:val="0"/>
+          <w:numId w:val="7"/>
+        </w:numPr>
+      </w:pPr>
+      <w:r>
+        <w:t>Assume that A = [4, -3, 5, -7]. Its sum is -1. There is no possible move that could improve this result. The function should return 1.</w:t>
+      </w:r>
+    </w:p>
+    <w:p>
+      <w:pPr>
+        <w:pStyle w:val="whitespace-normal"/>
+        <w:numPr>
+          <w:ilvl w:val="0"/>
+          <w:numId w:val="7"/>
+        </w:numPr>
+      </w:pPr>
+      <w:r>
+        <w:t>Assume that A = [-15, 18, -1, -1, 10, -22]. It is optimal to change -1 to 1. The function should return 9.</w:t>
+      </w:r>
+    </w:p>
+    <w:p>
+      <w:pPr>
+        <w:pStyle w:val="whitespace-normal"/>
+      </w:pPr>
+      <w:r>
+        <w:rPr>
+          <w:rStyle w:val="Strong"/>
+          <w:rFonts w:eastAsiaTheme="majorEastAsia"/>
+        </w:rPr>
+        <w:t>Constraints:</w:t>
+      </w:r>
+    </w:p>
+    <w:p>
+      <w:pPr>
+        <w:pStyle w:val="whitespace-normal"/>
+        <w:numPr>
+          <w:ilvl w:val="0"/>
+          <w:numId w:val="8"/>
+        </w:numPr>
+      </w:pPr>
+      <w:r>
+        <w:t>N is an integer within the range [1...100,000]</w:t>
+      </w:r>
+    </w:p>
+    <w:p>
+      <w:pPr>
+        <w:pStyle w:val="whitespace-normal"/>
+        <w:numPr>
+          <w:ilvl w:val="0"/>
+          <w:numId w:val="8"/>
+        </w:numPr>
+      </w:pPr>
+      <w:r>
+        <w:t>Each element of array A is an integer within the... (text cut off)</w:t>
+      </w:r>
+    </w:p>
+    <w:p>
+      <w:pPr>
+        <w:pStyle w:val="whitespace-normal"/>
+      </w:pPr>
+    </w:p>
+    <w:p>
+      <w:pPr>
+        <w:pStyle w:val="whitespace-normal"/>
+      </w:pPr>
+    </w:p>
+    <w:p>
+      <w:pPr>
+        <w:pStyle w:val="whitespace-normal"/>
+      </w:pPr>
+    </w:p>
+    <w:p>
+      <w:pPr>
+        <w:pStyle w:val="whitespace-normal"/>
+      </w:pPr>
+    </w:p>
+    <w:p>
+      <w:pPr>
+        <w:pStyle w:val="whitespace-normal"/>
+      </w:pPr>
+    </w:p>
+    <w:p>
+      <w:pPr>
+        <w:pStyle w:val="whitespace-normal"/>
+      </w:pPr>
+    </w:p>
+    <w:p>
+      <w:pPr>
+        <w:pStyle w:val="whitespace-normal"/>
+      </w:pPr>
+    </w:p>
+    <w:p>
+      <w:pPr>
+        <w:pStyle w:val="whitespace-normal"/>
+      </w:pPr>
+    </w:p>
+    <w:p>
+      <w:pPr>
+        <w:pStyle w:val="whitespace-normal"/>
+      </w:pPr>
+    </w:p>
+    <w:p>
+      <w:pPr>
+        <w:pStyle w:val="whitespace-normal"/>
+      </w:pPr>
+    </w:p>
+    <w:p>
+      <w:pPr>
+        <w:pStyle w:val="whitespace-normal"/>
+      </w:pPr>
+    </w:p>
+    <w:p>
+      <w:pPr>
+        <w:pStyle w:val="whitespace-normal"/>
+      </w:pPr>
+    </w:p>
+    <w:p>
+      <w:pPr>
+        <w:pStyle w:val="Heading2"/>
+      </w:pPr>
+      <w:r>
+        <w:lastRenderedPageBreak/>
+        <w:t>Question 8</w:t>
+      </w:r>
+      <w:r>
+        <w:t>: Maximum Number from Three Digits</w:t>
+      </w:r>
+    </w:p>
+    <w:p>
+      <w:pPr>
+        <w:pStyle w:val="whitespace-normal"/>
+      </w:pPr>
+      <w:r>
+        <w:t xml:space="preserve">There is an array, named 'digits', consisting of N digits. Choose </w:t>
+      </w:r>
+      <w:r>
+        <w:rPr>
+          <w:b/>
+          <w:bCs/>
+        </w:rPr>
+        <w:t>at most</w:t>
+      </w:r>
+      <w:r>
+        <w:t xml:space="preserve"> three digits (not necessarily adjacent) and merge them into a new integer </w:t>
+      </w:r>
+      <w:r>
+        <w:rPr>
+          <w:b/>
+          <w:bCs/>
+        </w:rPr>
+        <w:t>without</w:t>
+      </w:r>
+      <w:r>
+        <w:t xml:space="preserve"> changing the order of the digits. What is the biggest number that can be obtained this way?</w:t>
+      </w:r>
+    </w:p>
+    <w:p>
+      <w:pPr>
+        <w:pStyle w:val="whitespace-normal"/>
+      </w:pPr>
+      <w:r>
+        <w:t>Write a function:</w:t>
+      </w:r>
+    </w:p>
+    <w:p>
+      <w:r>
+        <w:t>python</w:t>
+      </w:r>
+    </w:p>
+    <w:p>
+      <w:pPr>
+        <w:pStyle w:val="HTMLPreformatted"/>
+        <w:spacing w:before="120" w:after="120"/>
+        <w:rPr>
+          <w:rFonts w:ascii="var(--font-mono)" w:hAnsi="var(--font-mono)"/>
+          <w:color w:val="ABB2BF"/>
+        </w:rPr>
+      </w:pPr>
+      <w:r>
+        <w:rPr>
+          <w:rStyle w:val="token"/>
+          <w:rFonts w:ascii="var(--font-mono)" w:eastAsiaTheme="majorEastAsia" w:hAnsi="var(--font-mono)"/>
+          <w:color w:val="C678DD"/>
+        </w:rPr>
+        <w:t>def</w:t>
+      </w:r>
+      <w:r>
+        <w:rPr>
+          <w:rStyle w:val="HTMLCode"/>
+          <w:rFonts w:ascii="var(--font-mono)" w:eastAsiaTheme="majorEastAsia" w:hAnsi="var(--font-mono)"/>
+          <w:color w:val="ABB2BF"/>
+        </w:rPr>
+        <w:t xml:space="preserve"> </w:t>
+      </w:r>
+      <w:r>
+        <w:rPr>
+          <w:rStyle w:val="token"/>
+          <w:rFonts w:ascii="var(--font-mono)" w:eastAsiaTheme="majorEastAsia" w:hAnsi="var(--font-mono)"/>
+          <w:color w:val="61AFEF"/>
+        </w:rPr>
+        <w:t>solution</w:t>
+      </w:r>
+      <w:r>
+        <w:rPr>
+          <w:rStyle w:val="token"/>
+          <w:rFonts w:ascii="var(--font-mono)" w:eastAsiaTheme="majorEastAsia" w:hAnsi="var(--font-mono)"/>
+          <w:color w:val="ABB2BF"/>
+        </w:rPr>
+        <w:t>(</w:t>
+      </w:r>
+      <w:r>
+        <w:rPr>
+          <w:rStyle w:val="HTMLCode"/>
+          <w:rFonts w:ascii="var(--font-mono)" w:eastAsiaTheme="majorEastAsia" w:hAnsi="var(--font-mono)"/>
+          <w:color w:val="ABB2BF"/>
+        </w:rPr>
+        <w:t>digits</w:t>
+      </w:r>
+      <w:r>
+        <w:rPr>
+          <w:rStyle w:val="token"/>
+          <w:rFonts w:ascii="var(--font-mono)" w:eastAsiaTheme="majorEastAsia" w:hAnsi="var(--font-mono)"/>
+          <w:color w:val="ABB2BF"/>
+        </w:rPr>
+        <w:t>)</w:t>
+      </w:r>
+    </w:p>
+    <w:p>
+      <w:pPr>
+        <w:pStyle w:val="whitespace-normal"/>
+      </w:pPr>
+      <w:r>
+        <w:t>that, given an array of N digits, returns the biggest number that can be built.</w:t>
+      </w:r>
+    </w:p>
+    <w:p>
+      <w:pPr>
+        <w:pStyle w:val="whitespace-normal"/>
+      </w:pPr>
+      <w:r>
+        <w:rPr>
+          <w:rStyle w:val="Strong"/>
+          <w:rFonts w:eastAsiaTheme="majorEastAsia"/>
+        </w:rPr>
+        <w:t>Examples:</w:t>
+      </w:r>
+    </w:p>
+    <w:p>
+      <w:pPr>
+        <w:pStyle w:val="whitespace-normal"/>
+        <w:numPr>
+          <w:ilvl w:val="0"/>
+          <w:numId w:val="9"/>
+        </w:numPr>
+      </w:pPr>
+      <w:r>
+        <w:t>Given digits = [7, 2, 3, 3, 4, 9], the function should return 749.</w:t>
+      </w:r>
+    </w:p>
+    <w:p>
+      <w:pPr>
+        <w:pStyle w:val="whitespace-normal"/>
+        <w:numPr>
+          <w:ilvl w:val="0"/>
+          <w:numId w:val="9"/>
+        </w:numPr>
+      </w:pPr>
+      <w:r>
+        <w:t>Given digits = [0, 0, 5, 7], the function should return 57.</w:t>
+      </w:r>
+    </w:p>
+    <w:p>
+      <w:pPr>
+        <w:pStyle w:val="whitespace-normal"/>
+      </w:pPr>
+    </w:p>
+    <w:p>
+      <w:pPr>
+        <w:pStyle w:val="whitespace-normal"/>
+        <w:ind w:left="360"/>
       </w:pPr>
     </w:p>
     <w:p/>
@@ -1091,6 +2402,232 @@
 <file path=word/numbering.xml><?xml version="1.0" encoding="utf-8"?>
 <w:numbering xmlns:wpc="http://schemas.microsoft.com/office/word/2010/wordprocessingCanvas" xmlns:cx="http://schemas.microsoft.com/office/drawing/2014/chartex" xmlns:cx1="http://schemas.microsoft.com/office/drawing/2015/9/8/chartex" xmlns:cx2="http://schemas.microsoft.com/office/drawing/2015/10/21/chartex" xmlns:cx3="http://schemas.microsoft.com/office/drawing/2016/5/9/chartex" xmlns:cx4="http://schemas.microsoft.com/office/drawing/2016/5/10/chartex" xmlns:cx5="http://schemas.microsoft.com/office/drawing/2016/5/11/chartex" xmlns:cx6="http://schemas.microsoft.com/office/drawing/2016/5/12/chartex" xmlns:cx7="http://schemas.microsoft.com/office/drawing/2016/5/13/chartex" xmlns:cx8="http://schemas.microsoft.com/office/drawing/2016/5/14/chartex" xmlns:mc="http://schemas.openxmlformats.org/markup-compatibility/2006" xmlns:aink="http://schemas.microsoft.com/office/drawing/2016/ink" xmlns:am3d="http://schemas.microsoft.com/office/drawing/2017/model3d" xmlns:o="urn:schemas-microsoft-com:office:office" xmlns:oel="http://schemas.microsoft.com/office/2019/extlst" xmlns:r="http://schemas.openxmlformats.org/officeDocument/2006/relationships" xmlns:m="http://schemas.openxmlformats.org/officeDocument/2006/math" xmlns:v="urn:schemas-microsoft-com:vml" xmlns:wp14="http://schemas.microsoft.com/office/word/2010/wordprocessingDrawing" xmlns:wp="http://schemas.openxmlformats.org/drawingml/2006/wordprocessingDrawing" xmlns:w10="urn:schemas-microsoft-com:office:word" xmlns:w="http://schemas.openxmlformats.org/wordprocessingml/2006/main" xmlns:w14="http://schemas.microsoft.com/office/word/2010/wordml" xmlns:w15="http://schemas.microsoft.com/office/word/2012/wordml" xmlns:w16cex="http://schemas.microsoft.com/office/word/2018/wordml/cex" xmlns:w16cid="http://schemas.microsoft.com/office/word/2016/wordml/cid" xmlns:w16="http://schemas.microsoft.com/office/word/2018/wordml" xmlns:w16du="http://schemas.microsoft.com/office/word/2023/wordml/word16du" xmlns:w16sdtdh="http://schemas.microsoft.com/office/word/2020/wordml/sdtdatahash" xmlns:w16se="http://schemas.microsoft.com/office/word/2015/wordml/symex" xmlns:wpg="http://schemas.microsoft.com/office/word/2010/wordprocessingGroup" xmlns:wpi="http://schemas.microsoft.com/office/word/2010/wordprocessingInk" xmlns:wne="http://schemas.microsoft.com/office/word/2006/wordml" xmlns:wps="http://schemas.microsoft.com/office/word/2010/wordprocessingShape" mc:Ignorable="w14 w15 w16se w16cid w16 w16cex w16sdtdh w16du wp14">
   <w:abstractNum w:abstractNumId="0" w15:restartNumberingAfterBreak="0">
+    <w:nsid w:val="017D41F6"/>
+    <w:multiLevelType w:val="multilevel"/>
+    <w:tmpl w:val="83668762"/>
+    <w:lvl w:ilvl="0">
+      <w:start w:val="1"/>
+      <w:numFmt w:val="decimal"/>
+      <w:lvlText w:val="%1."/>
+      <w:lvlJc w:val="left"/>
+      <w:pPr>
+        <w:tabs>
+          <w:tab w:val="num" w:pos="720"/>
+        </w:tabs>
+        <w:ind w:left="720" w:hanging="360"/>
+      </w:pPr>
+    </w:lvl>
+    <w:lvl w:ilvl="1" w:tentative="1">
+      <w:start w:val="1"/>
+      <w:numFmt w:val="decimal"/>
+      <w:lvlText w:val="%2."/>
+      <w:lvlJc w:val="left"/>
+      <w:pPr>
+        <w:tabs>
+          <w:tab w:val="num" w:pos="1440"/>
+        </w:tabs>
+        <w:ind w:left="1440" w:hanging="360"/>
+      </w:pPr>
+    </w:lvl>
+    <w:lvl w:ilvl="2" w:tentative="1">
+      <w:start w:val="1"/>
+      <w:numFmt w:val="decimal"/>
+      <w:lvlText w:val="%3."/>
+      <w:lvlJc w:val="left"/>
+      <w:pPr>
+        <w:tabs>
+          <w:tab w:val="num" w:pos="2160"/>
+        </w:tabs>
+        <w:ind w:left="2160" w:hanging="360"/>
+      </w:pPr>
+    </w:lvl>
+    <w:lvl w:ilvl="3" w:tentative="1">
+      <w:start w:val="1"/>
+      <w:numFmt w:val="decimal"/>
+      <w:lvlText w:val="%4."/>
+      <w:lvlJc w:val="left"/>
+      <w:pPr>
+        <w:tabs>
+          <w:tab w:val="num" w:pos="2880"/>
+        </w:tabs>
+        <w:ind w:left="2880" w:hanging="360"/>
+      </w:pPr>
+    </w:lvl>
+    <w:lvl w:ilvl="4" w:tentative="1">
+      <w:start w:val="1"/>
+      <w:numFmt w:val="decimal"/>
+      <w:lvlText w:val="%5."/>
+      <w:lvlJc w:val="left"/>
+      <w:pPr>
+        <w:tabs>
+          <w:tab w:val="num" w:pos="3600"/>
+        </w:tabs>
+        <w:ind w:left="3600" w:hanging="360"/>
+      </w:pPr>
+    </w:lvl>
+    <w:lvl w:ilvl="5" w:tentative="1">
+      <w:start w:val="1"/>
+      <w:numFmt w:val="decimal"/>
+      <w:lvlText w:val="%6."/>
+      <w:lvlJc w:val="left"/>
+      <w:pPr>
+        <w:tabs>
+          <w:tab w:val="num" w:pos="4320"/>
+        </w:tabs>
+        <w:ind w:left="4320" w:hanging="360"/>
+      </w:pPr>
+    </w:lvl>
+    <w:lvl w:ilvl="6" w:tentative="1">
+      <w:start w:val="1"/>
+      <w:numFmt w:val="decimal"/>
+      <w:lvlText w:val="%7."/>
+      <w:lvlJc w:val="left"/>
+      <w:pPr>
+        <w:tabs>
+          <w:tab w:val="num" w:pos="5040"/>
+        </w:tabs>
+        <w:ind w:left="5040" w:hanging="360"/>
+      </w:pPr>
+    </w:lvl>
+    <w:lvl w:ilvl="7" w:tentative="1">
+      <w:start w:val="1"/>
+      <w:numFmt w:val="decimal"/>
+      <w:lvlText w:val="%8."/>
+      <w:lvlJc w:val="left"/>
+      <w:pPr>
+        <w:tabs>
+          <w:tab w:val="num" w:pos="5760"/>
+        </w:tabs>
+        <w:ind w:left="5760" w:hanging="360"/>
+      </w:pPr>
+    </w:lvl>
+    <w:lvl w:ilvl="8" w:tentative="1">
+      <w:start w:val="1"/>
+      <w:numFmt w:val="decimal"/>
+      <w:lvlText w:val="%9."/>
+      <w:lvlJc w:val="left"/>
+      <w:pPr>
+        <w:tabs>
+          <w:tab w:val="num" w:pos="6480"/>
+        </w:tabs>
+        <w:ind w:left="6480" w:hanging="360"/>
+      </w:pPr>
+    </w:lvl>
+  </w:abstractNum>
+  <w:abstractNum w:abstractNumId="1" w15:restartNumberingAfterBreak="0">
+    <w:nsid w:val="1BD45019"/>
+    <w:multiLevelType w:val="multilevel"/>
+    <w:tmpl w:val="2DE06E94"/>
+    <w:lvl w:ilvl="0">
+      <w:start w:val="1"/>
+      <w:numFmt w:val="decimal"/>
+      <w:lvlText w:val="%1."/>
+      <w:lvlJc w:val="left"/>
+      <w:pPr>
+        <w:tabs>
+          <w:tab w:val="num" w:pos="720"/>
+        </w:tabs>
+        <w:ind w:left="720" w:hanging="360"/>
+      </w:pPr>
+    </w:lvl>
+    <w:lvl w:ilvl="1" w:tentative="1">
+      <w:start w:val="1"/>
+      <w:numFmt w:val="decimal"/>
+      <w:lvlText w:val="%2."/>
+      <w:lvlJc w:val="left"/>
+      <w:pPr>
+        <w:tabs>
+          <w:tab w:val="num" w:pos="1440"/>
+        </w:tabs>
+        <w:ind w:left="1440" w:hanging="360"/>
+      </w:pPr>
+    </w:lvl>
+    <w:lvl w:ilvl="2" w:tentative="1">
+      <w:start w:val="1"/>
+      <w:numFmt w:val="decimal"/>
+      <w:lvlText w:val="%3."/>
+      <w:lvlJc w:val="left"/>
+      <w:pPr>
+        <w:tabs>
+          <w:tab w:val="num" w:pos="2160"/>
+        </w:tabs>
+        <w:ind w:left="2160" w:hanging="360"/>
+      </w:pPr>
+    </w:lvl>
+    <w:lvl w:ilvl="3" w:tentative="1">
+      <w:start w:val="1"/>
+      <w:numFmt w:val="decimal"/>
+      <w:lvlText w:val="%4."/>
+      <w:lvlJc w:val="left"/>
+      <w:pPr>
+        <w:tabs>
+          <w:tab w:val="num" w:pos="2880"/>
+        </w:tabs>
+        <w:ind w:left="2880" w:hanging="360"/>
+      </w:pPr>
+    </w:lvl>
+    <w:lvl w:ilvl="4" w:tentative="1">
+      <w:start w:val="1"/>
+      <w:numFmt w:val="decimal"/>
+      <w:lvlText w:val="%5."/>
+      <w:lvlJc w:val="left"/>
+      <w:pPr>
+        <w:tabs>
+          <w:tab w:val="num" w:pos="3600"/>
+        </w:tabs>
+        <w:ind w:left="3600" w:hanging="360"/>
+      </w:pPr>
+    </w:lvl>
+    <w:lvl w:ilvl="5" w:tentative="1">
+      <w:start w:val="1"/>
+      <w:numFmt w:val="decimal"/>
+      <w:lvlText w:val="%6."/>
+      <w:lvlJc w:val="left"/>
+      <w:pPr>
+        <w:tabs>
+          <w:tab w:val="num" w:pos="4320"/>
+        </w:tabs>
+        <w:ind w:left="4320" w:hanging="360"/>
+      </w:pPr>
+    </w:lvl>
+    <w:lvl w:ilvl="6" w:tentative="1">
+      <w:start w:val="1"/>
+      <w:numFmt w:val="decimal"/>
+      <w:lvlText w:val="%7."/>
+      <w:lvlJc w:val="left"/>
+      <w:pPr>
+        <w:tabs>
+          <w:tab w:val="num" w:pos="5040"/>
+        </w:tabs>
+        <w:ind w:left="5040" w:hanging="360"/>
+      </w:pPr>
+    </w:lvl>
+    <w:lvl w:ilvl="7" w:tentative="1">
+      <w:start w:val="1"/>
+      <w:numFmt w:val="decimal"/>
+      <w:lvlText w:val="%8."/>
+      <w:lvlJc w:val="left"/>
+      <w:pPr>
+        <w:tabs>
+          <w:tab w:val="num" w:pos="5760"/>
+        </w:tabs>
+        <w:ind w:left="5760" w:hanging="360"/>
+      </w:pPr>
+    </w:lvl>
+    <w:lvl w:ilvl="8" w:tentative="1">
+      <w:start w:val="1"/>
+      <w:numFmt w:val="decimal"/>
+      <w:lvlText w:val="%9."/>
+      <w:lvlJc w:val="left"/>
+      <w:pPr>
+        <w:tabs>
+          <w:tab w:val="num" w:pos="6480"/>
+        </w:tabs>
+        <w:ind w:left="6480" w:hanging="360"/>
+      </w:pPr>
+    </w:lvl>
+  </w:abstractNum>
+  <w:abstractNum w:abstractNumId="2" w15:restartNumberingAfterBreak="0">
     <w:nsid w:val="2A7E57BF"/>
     <w:multiLevelType w:val="multilevel"/>
     <w:tmpl w:val="18A02EB6"/>
@@ -1239,7 +2776,120 @@
       </w:rPr>
     </w:lvl>
   </w:abstractNum>
-  <w:abstractNum w:abstractNumId="1" w15:restartNumberingAfterBreak="0">
+  <w:abstractNum w:abstractNumId="3" w15:restartNumberingAfterBreak="0">
+    <w:nsid w:val="2C074153"/>
+    <w:multiLevelType w:val="multilevel"/>
+    <w:tmpl w:val="7C322FB0"/>
+    <w:lvl w:ilvl="0">
+      <w:start w:val="1"/>
+      <w:numFmt w:val="decimal"/>
+      <w:lvlText w:val="%1."/>
+      <w:lvlJc w:val="left"/>
+      <w:pPr>
+        <w:tabs>
+          <w:tab w:val="num" w:pos="720"/>
+        </w:tabs>
+        <w:ind w:left="720" w:hanging="360"/>
+      </w:pPr>
+    </w:lvl>
+    <w:lvl w:ilvl="1" w:tentative="1">
+      <w:start w:val="1"/>
+      <w:numFmt w:val="decimal"/>
+      <w:lvlText w:val="%2."/>
+      <w:lvlJc w:val="left"/>
+      <w:pPr>
+        <w:tabs>
+          <w:tab w:val="num" w:pos="1440"/>
+        </w:tabs>
+        <w:ind w:left="1440" w:hanging="360"/>
+      </w:pPr>
+    </w:lvl>
+    <w:lvl w:ilvl="2" w:tentative="1">
+      <w:start w:val="1"/>
+      <w:numFmt w:val="decimal"/>
+      <w:lvlText w:val="%3."/>
+      <w:lvlJc w:val="left"/>
+      <w:pPr>
+        <w:tabs>
+          <w:tab w:val="num" w:pos="2160"/>
+        </w:tabs>
+        <w:ind w:left="2160" w:hanging="360"/>
+      </w:pPr>
+    </w:lvl>
+    <w:lvl w:ilvl="3" w:tentative="1">
+      <w:start w:val="1"/>
+      <w:numFmt w:val="decimal"/>
+      <w:lvlText w:val="%4."/>
+      <w:lvlJc w:val="left"/>
+      <w:pPr>
+        <w:tabs>
+          <w:tab w:val="num" w:pos="2880"/>
+        </w:tabs>
+        <w:ind w:left="2880" w:hanging="360"/>
+      </w:pPr>
+    </w:lvl>
+    <w:lvl w:ilvl="4" w:tentative="1">
+      <w:start w:val="1"/>
+      <w:numFmt w:val="decimal"/>
+      <w:lvlText w:val="%5."/>
+      <w:lvlJc w:val="left"/>
+      <w:pPr>
+        <w:tabs>
+          <w:tab w:val="num" w:pos="3600"/>
+        </w:tabs>
+        <w:ind w:left="3600" w:hanging="360"/>
+      </w:pPr>
+    </w:lvl>
+    <w:lvl w:ilvl="5" w:tentative="1">
+      <w:start w:val="1"/>
+      <w:numFmt w:val="decimal"/>
+      <w:lvlText w:val="%6."/>
+      <w:lvlJc w:val="left"/>
+      <w:pPr>
+        <w:tabs>
+          <w:tab w:val="num" w:pos="4320"/>
+        </w:tabs>
+        <w:ind w:left="4320" w:hanging="360"/>
+      </w:pPr>
+    </w:lvl>
+    <w:lvl w:ilvl="6" w:tentative="1">
+      <w:start w:val="1"/>
+      <w:numFmt w:val="decimal"/>
+      <w:lvlText w:val="%7."/>
+      <w:lvlJc w:val="left"/>
+      <w:pPr>
+        <w:tabs>
+          <w:tab w:val="num" w:pos="5040"/>
+        </w:tabs>
+        <w:ind w:left="5040" w:hanging="360"/>
+      </w:pPr>
+    </w:lvl>
+    <w:lvl w:ilvl="7" w:tentative="1">
+      <w:start w:val="1"/>
+      <w:numFmt w:val="decimal"/>
+      <w:lvlText w:val="%8."/>
+      <w:lvlJc w:val="left"/>
+      <w:pPr>
+        <w:tabs>
+          <w:tab w:val="num" w:pos="5760"/>
+        </w:tabs>
+        <w:ind w:left="5760" w:hanging="360"/>
+      </w:pPr>
+    </w:lvl>
+    <w:lvl w:ilvl="8" w:tentative="1">
+      <w:start w:val="1"/>
+      <w:numFmt w:val="decimal"/>
+      <w:lvlText w:val="%9."/>
+      <w:lvlJc w:val="left"/>
+      <w:pPr>
+        <w:tabs>
+          <w:tab w:val="num" w:pos="6480"/>
+        </w:tabs>
+        <w:ind w:left="6480" w:hanging="360"/>
+      </w:pPr>
+    </w:lvl>
+  </w:abstractNum>
+  <w:abstractNum w:abstractNumId="4" w15:restartNumberingAfterBreak="0">
     <w:nsid w:val="54E94498"/>
     <w:multiLevelType w:val="multilevel"/>
     <w:tmpl w:val="6374D7BE"/>
@@ -1352,7 +3002,418 @@
       </w:pPr>
     </w:lvl>
   </w:abstractNum>
-  <w:abstractNum w:abstractNumId="2" w15:restartNumberingAfterBreak="0">
+  <w:abstractNum w:abstractNumId="5" w15:restartNumberingAfterBreak="0">
+    <w:nsid w:val="5D0F4BA5"/>
+    <w:multiLevelType w:val="multilevel"/>
+    <w:tmpl w:val="97AC44A2"/>
+    <w:lvl w:ilvl="0">
+      <w:start w:val="1"/>
+      <w:numFmt w:val="bullet"/>
+      <w:lvlText w:val=""/>
+      <w:lvlJc w:val="left"/>
+      <w:pPr>
+        <w:tabs>
+          <w:tab w:val="num" w:pos="720"/>
+        </w:tabs>
+        <w:ind w:left="720" w:hanging="360"/>
+      </w:pPr>
+      <w:rPr>
+        <w:rFonts w:ascii="Symbol" w:hAnsi="Symbol" w:hint="default"/>
+        <w:sz w:val="20"/>
+      </w:rPr>
+    </w:lvl>
+    <w:lvl w:ilvl="1" w:tentative="1">
+      <w:start w:val="1"/>
+      <w:numFmt w:val="bullet"/>
+      <w:lvlText w:val="o"/>
+      <w:lvlJc w:val="left"/>
+      <w:pPr>
+        <w:tabs>
+          <w:tab w:val="num" w:pos="1440"/>
+        </w:tabs>
+        <w:ind w:left="1440" w:hanging="360"/>
+      </w:pPr>
+      <w:rPr>
+        <w:rFonts w:ascii="Courier New" w:hAnsi="Courier New" w:hint="default"/>
+        <w:sz w:val="20"/>
+      </w:rPr>
+    </w:lvl>
+    <w:lvl w:ilvl="2" w:tentative="1">
+      <w:start w:val="1"/>
+      <w:numFmt w:val="bullet"/>
+      <w:lvlText w:val=""/>
+      <w:lvlJc w:val="left"/>
+      <w:pPr>
+        <w:tabs>
+          <w:tab w:val="num" w:pos="2160"/>
+        </w:tabs>
+        <w:ind w:left="2160" w:hanging="360"/>
+      </w:pPr>
+      <w:rPr>
+        <w:rFonts w:ascii="Wingdings" w:hAnsi="Wingdings" w:hint="default"/>
+        <w:sz w:val="20"/>
+      </w:rPr>
+    </w:lvl>
+    <w:lvl w:ilvl="3" w:tentative="1">
+      <w:start w:val="1"/>
+      <w:numFmt w:val="bullet"/>
+      <w:lvlText w:val=""/>
+      <w:lvlJc w:val="left"/>
+      <w:pPr>
+        <w:tabs>
+          <w:tab w:val="num" w:pos="2880"/>
+        </w:tabs>
+        <w:ind w:left="2880" w:hanging="360"/>
+      </w:pPr>
+      <w:rPr>
+        <w:rFonts w:ascii="Wingdings" w:hAnsi="Wingdings" w:hint="default"/>
+        <w:sz w:val="20"/>
+      </w:rPr>
+    </w:lvl>
+    <w:lvl w:ilvl="4" w:tentative="1">
+      <w:start w:val="1"/>
+      <w:numFmt w:val="bullet"/>
+      <w:lvlText w:val=""/>
+      <w:lvlJc w:val="left"/>
+      <w:pPr>
+        <w:tabs>
+          <w:tab w:val="num" w:pos="3600"/>
+        </w:tabs>
+        <w:ind w:left="3600" w:hanging="360"/>
+      </w:pPr>
+      <w:rPr>
+        <w:rFonts w:ascii="Wingdings" w:hAnsi="Wingdings" w:hint="default"/>
+        <w:sz w:val="20"/>
+      </w:rPr>
+    </w:lvl>
+    <w:lvl w:ilvl="5" w:tentative="1">
+      <w:start w:val="1"/>
+      <w:numFmt w:val="bullet"/>
+      <w:lvlText w:val=""/>
+      <w:lvlJc w:val="left"/>
+      <w:pPr>
+        <w:tabs>
+          <w:tab w:val="num" w:pos="4320"/>
+        </w:tabs>
+        <w:ind w:left="4320" w:hanging="360"/>
+      </w:pPr>
+      <w:rPr>
+        <w:rFonts w:ascii="Wingdings" w:hAnsi="Wingdings" w:hint="default"/>
+        <w:sz w:val="20"/>
+      </w:rPr>
+    </w:lvl>
+    <w:lvl w:ilvl="6" w:tentative="1">
+      <w:start w:val="1"/>
+      <w:numFmt w:val="bullet"/>
+      <w:lvlText w:val=""/>
+      <w:lvlJc w:val="left"/>
+      <w:pPr>
+        <w:tabs>
+          <w:tab w:val="num" w:pos="5040"/>
+        </w:tabs>
+        <w:ind w:left="5040" w:hanging="360"/>
+      </w:pPr>
+      <w:rPr>
+        <w:rFonts w:ascii="Wingdings" w:hAnsi="Wingdings" w:hint="default"/>
+        <w:sz w:val="20"/>
+      </w:rPr>
+    </w:lvl>
+    <w:lvl w:ilvl="7" w:tentative="1">
+      <w:start w:val="1"/>
+      <w:numFmt w:val="bullet"/>
+      <w:lvlText w:val=""/>
+      <w:lvlJc w:val="left"/>
+      <w:pPr>
+        <w:tabs>
+          <w:tab w:val="num" w:pos="5760"/>
+        </w:tabs>
+        <w:ind w:left="5760" w:hanging="360"/>
+      </w:pPr>
+      <w:rPr>
+        <w:rFonts w:ascii="Wingdings" w:hAnsi="Wingdings" w:hint="default"/>
+        <w:sz w:val="20"/>
+      </w:rPr>
+    </w:lvl>
+    <w:lvl w:ilvl="8" w:tentative="1">
+      <w:start w:val="1"/>
+      <w:numFmt w:val="bullet"/>
+      <w:lvlText w:val=""/>
+      <w:lvlJc w:val="left"/>
+      <w:pPr>
+        <w:tabs>
+          <w:tab w:val="num" w:pos="6480"/>
+        </w:tabs>
+        <w:ind w:left="6480" w:hanging="360"/>
+      </w:pPr>
+      <w:rPr>
+        <w:rFonts w:ascii="Wingdings" w:hAnsi="Wingdings" w:hint="default"/>
+        <w:sz w:val="20"/>
+      </w:rPr>
+    </w:lvl>
+  </w:abstractNum>
+  <w:abstractNum w:abstractNumId="6" w15:restartNumberingAfterBreak="0">
+    <w:nsid w:val="6AE067C9"/>
+    <w:multiLevelType w:val="multilevel"/>
+    <w:tmpl w:val="C8DC35B6"/>
+    <w:lvl w:ilvl="0">
+      <w:start w:val="1"/>
+      <w:numFmt w:val="bullet"/>
+      <w:lvlText w:val=""/>
+      <w:lvlJc w:val="left"/>
+      <w:pPr>
+        <w:tabs>
+          <w:tab w:val="num" w:pos="720"/>
+        </w:tabs>
+        <w:ind w:left="720" w:hanging="360"/>
+      </w:pPr>
+      <w:rPr>
+        <w:rFonts w:ascii="Symbol" w:hAnsi="Symbol" w:hint="default"/>
+        <w:sz w:val="20"/>
+      </w:rPr>
+    </w:lvl>
+    <w:lvl w:ilvl="1" w:tentative="1">
+      <w:start w:val="1"/>
+      <w:numFmt w:val="bullet"/>
+      <w:lvlText w:val="o"/>
+      <w:lvlJc w:val="left"/>
+      <w:pPr>
+        <w:tabs>
+          <w:tab w:val="num" w:pos="1440"/>
+        </w:tabs>
+        <w:ind w:left="1440" w:hanging="360"/>
+      </w:pPr>
+      <w:rPr>
+        <w:rFonts w:ascii="Courier New" w:hAnsi="Courier New" w:hint="default"/>
+        <w:sz w:val="20"/>
+      </w:rPr>
+    </w:lvl>
+    <w:lvl w:ilvl="2" w:tentative="1">
+      <w:start w:val="1"/>
+      <w:numFmt w:val="bullet"/>
+      <w:lvlText w:val=""/>
+      <w:lvlJc w:val="left"/>
+      <w:pPr>
+        <w:tabs>
+          <w:tab w:val="num" w:pos="2160"/>
+        </w:tabs>
+        <w:ind w:left="2160" w:hanging="360"/>
+      </w:pPr>
+      <w:rPr>
+        <w:rFonts w:ascii="Wingdings" w:hAnsi="Wingdings" w:hint="default"/>
+        <w:sz w:val="20"/>
+      </w:rPr>
+    </w:lvl>
+    <w:lvl w:ilvl="3" w:tentative="1">
+      <w:start w:val="1"/>
+      <w:numFmt w:val="bullet"/>
+      <w:lvlText w:val=""/>
+      <w:lvlJc w:val="left"/>
+      <w:pPr>
+        <w:tabs>
+          <w:tab w:val="num" w:pos="2880"/>
+        </w:tabs>
+        <w:ind w:left="2880" w:hanging="360"/>
+      </w:pPr>
+      <w:rPr>
+        <w:rFonts w:ascii="Wingdings" w:hAnsi="Wingdings" w:hint="default"/>
+        <w:sz w:val="20"/>
+      </w:rPr>
+    </w:lvl>
+    <w:lvl w:ilvl="4" w:tentative="1">
+      <w:start w:val="1"/>
+      <w:numFmt w:val="bullet"/>
+      <w:lvlText w:val=""/>
+      <w:lvlJc w:val="left"/>
+      <w:pPr>
+        <w:tabs>
+          <w:tab w:val="num" w:pos="3600"/>
+        </w:tabs>
+        <w:ind w:left="3600" w:hanging="360"/>
+      </w:pPr>
+      <w:rPr>
+        <w:rFonts w:ascii="Wingdings" w:hAnsi="Wingdings" w:hint="default"/>
+        <w:sz w:val="20"/>
+      </w:rPr>
+    </w:lvl>
+    <w:lvl w:ilvl="5" w:tentative="1">
+      <w:start w:val="1"/>
+      <w:numFmt w:val="bullet"/>
+      <w:lvlText w:val=""/>
+      <w:lvlJc w:val="left"/>
+      <w:pPr>
+        <w:tabs>
+          <w:tab w:val="num" w:pos="4320"/>
+        </w:tabs>
+        <w:ind w:left="4320" w:hanging="360"/>
+      </w:pPr>
+      <w:rPr>
+        <w:rFonts w:ascii="Wingdings" w:hAnsi="Wingdings" w:hint="default"/>
+        <w:sz w:val="20"/>
+      </w:rPr>
+    </w:lvl>
+    <w:lvl w:ilvl="6" w:tentative="1">
+      <w:start w:val="1"/>
+      <w:numFmt w:val="bullet"/>
+      <w:lvlText w:val=""/>
+      <w:lvlJc w:val="left"/>
+      <w:pPr>
+        <w:tabs>
+          <w:tab w:val="num" w:pos="5040"/>
+        </w:tabs>
+        <w:ind w:left="5040" w:hanging="360"/>
+      </w:pPr>
+      <w:rPr>
+        <w:rFonts w:ascii="Wingdings" w:hAnsi="Wingdings" w:hint="default"/>
+        <w:sz w:val="20"/>
+      </w:rPr>
+    </w:lvl>
+    <w:lvl w:ilvl="7" w:tentative="1">
+      <w:start w:val="1"/>
+      <w:numFmt w:val="bullet"/>
+      <w:lvlText w:val=""/>
+      <w:lvlJc w:val="left"/>
+      <w:pPr>
+        <w:tabs>
+          <w:tab w:val="num" w:pos="5760"/>
+        </w:tabs>
+        <w:ind w:left="5760" w:hanging="360"/>
+      </w:pPr>
+      <w:rPr>
+        <w:rFonts w:ascii="Wingdings" w:hAnsi="Wingdings" w:hint="default"/>
+        <w:sz w:val="20"/>
+      </w:rPr>
+    </w:lvl>
+    <w:lvl w:ilvl="8" w:tentative="1">
+      <w:start w:val="1"/>
+      <w:numFmt w:val="bullet"/>
+      <w:lvlText w:val=""/>
+      <w:lvlJc w:val="left"/>
+      <w:pPr>
+        <w:tabs>
+          <w:tab w:val="num" w:pos="6480"/>
+        </w:tabs>
+        <w:ind w:left="6480" w:hanging="360"/>
+      </w:pPr>
+      <w:rPr>
+        <w:rFonts w:ascii="Wingdings" w:hAnsi="Wingdings" w:hint="default"/>
+        <w:sz w:val="20"/>
+      </w:rPr>
+    </w:lvl>
+  </w:abstractNum>
+  <w:abstractNum w:abstractNumId="7" w15:restartNumberingAfterBreak="0">
+    <w:nsid w:val="6DF928CF"/>
+    <w:multiLevelType w:val="multilevel"/>
+    <w:tmpl w:val="78F49DE2"/>
+    <w:lvl w:ilvl="0">
+      <w:start w:val="1"/>
+      <w:numFmt w:val="decimal"/>
+      <w:lvlText w:val="%1."/>
+      <w:lvlJc w:val="left"/>
+      <w:pPr>
+        <w:tabs>
+          <w:tab w:val="num" w:pos="720"/>
+        </w:tabs>
+        <w:ind w:left="720" w:hanging="360"/>
+      </w:pPr>
+    </w:lvl>
+    <w:lvl w:ilvl="1" w:tentative="1">
+      <w:start w:val="1"/>
+      <w:numFmt w:val="decimal"/>
+      <w:lvlText w:val="%2."/>
+      <w:lvlJc w:val="left"/>
+      <w:pPr>
+        <w:tabs>
+          <w:tab w:val="num" w:pos="1440"/>
+        </w:tabs>
+        <w:ind w:left="1440" w:hanging="360"/>
+      </w:pPr>
+    </w:lvl>
+    <w:lvl w:ilvl="2" w:tentative="1">
+      <w:start w:val="1"/>
+      <w:numFmt w:val="decimal"/>
+      <w:lvlText w:val="%3."/>
+      <w:lvlJc w:val="left"/>
+      <w:pPr>
+        <w:tabs>
+          <w:tab w:val="num" w:pos="2160"/>
+        </w:tabs>
+        <w:ind w:left="2160" w:hanging="360"/>
+      </w:pPr>
+    </w:lvl>
+    <w:lvl w:ilvl="3" w:tentative="1">
+      <w:start w:val="1"/>
+      <w:numFmt w:val="decimal"/>
+      <w:lvlText w:val="%4."/>
+      <w:lvlJc w:val="left"/>
+      <w:pPr>
+        <w:tabs>
+          <w:tab w:val="num" w:pos="2880"/>
+        </w:tabs>
+        <w:ind w:left="2880" w:hanging="360"/>
+      </w:pPr>
+    </w:lvl>
+    <w:lvl w:ilvl="4" w:tentative="1">
+      <w:start w:val="1"/>
+      <w:numFmt w:val="decimal"/>
+      <w:lvlText w:val="%5."/>
+      <w:lvlJc w:val="left"/>
+      <w:pPr>
+        <w:tabs>
+          <w:tab w:val="num" w:pos="3600"/>
+        </w:tabs>
+        <w:ind w:left="3600" w:hanging="360"/>
+      </w:pPr>
+    </w:lvl>
+    <w:lvl w:ilvl="5" w:tentative="1">
+      <w:start w:val="1"/>
+      <w:numFmt w:val="decimal"/>
+      <w:lvlText w:val="%6."/>
+      <w:lvlJc w:val="left"/>
+      <w:pPr>
+        <w:tabs>
+          <w:tab w:val="num" w:pos="4320"/>
+        </w:tabs>
+        <w:ind w:left="4320" w:hanging="360"/>
+      </w:pPr>
+    </w:lvl>
+    <w:lvl w:ilvl="6" w:tentative="1">
+      <w:start w:val="1"/>
+      <w:numFmt w:val="decimal"/>
+      <w:lvlText w:val="%7."/>
+      <w:lvlJc w:val="left"/>
+      <w:pPr>
+        <w:tabs>
+          <w:tab w:val="num" w:pos="5040"/>
+        </w:tabs>
+        <w:ind w:left="5040" w:hanging="360"/>
+      </w:pPr>
+    </w:lvl>
+    <w:lvl w:ilvl="7" w:tentative="1">
+      <w:start w:val="1"/>
+      <w:numFmt w:val="decimal"/>
+      <w:lvlText w:val="%8."/>
+      <w:lvlJc w:val="left"/>
+      <w:pPr>
+        <w:tabs>
+          <w:tab w:val="num" w:pos="5760"/>
+        </w:tabs>
+        <w:ind w:left="5760" w:hanging="360"/>
+      </w:pPr>
+    </w:lvl>
+    <w:lvl w:ilvl="8" w:tentative="1">
+      <w:start w:val="1"/>
+      <w:numFmt w:val="decimal"/>
+      <w:lvlText w:val="%9."/>
+      <w:lvlJc w:val="left"/>
+      <w:pPr>
+        <w:tabs>
+          <w:tab w:val="num" w:pos="6480"/>
+        </w:tabs>
+        <w:ind w:left="6480" w:hanging="360"/>
+      </w:pPr>
+    </w:lvl>
+  </w:abstractNum>
+  <w:abstractNum w:abstractNumId="8" w15:restartNumberingAfterBreak="0">
     <w:nsid w:val="75FA548F"/>
     <w:multiLevelType w:val="multilevel"/>
     <w:tmpl w:val="4D729A52"/>
@@ -1466,13 +3527,31 @@
     </w:lvl>
   </w:abstractNum>
   <w:num w:numId="1" w16cid:durableId="1922834604">
+    <w:abstractNumId w:val="8"/>
+  </w:num>
+  <w:num w:numId="2" w16cid:durableId="1061564139">
     <w:abstractNumId w:val="2"/>
   </w:num>
-  <w:num w:numId="2" w16cid:durableId="1061564139">
+  <w:num w:numId="3" w16cid:durableId="327287675">
+    <w:abstractNumId w:val="4"/>
+  </w:num>
+  <w:num w:numId="4" w16cid:durableId="1790778828">
+    <w:abstractNumId w:val="6"/>
+  </w:num>
+  <w:num w:numId="5" w16cid:durableId="1398821945">
+    <w:abstractNumId w:val="1"/>
+  </w:num>
+  <w:num w:numId="6" w16cid:durableId="259460452">
     <w:abstractNumId w:val="0"/>
   </w:num>
-  <w:num w:numId="3" w16cid:durableId="327287675">
-    <w:abstractNumId w:val="1"/>
+  <w:num w:numId="7" w16cid:durableId="1042094700">
+    <w:abstractNumId w:val="7"/>
+  </w:num>
+  <w:num w:numId="8" w16cid:durableId="945233333">
+    <w:abstractNumId w:val="5"/>
+  </w:num>
+  <w:num w:numId="9" w16cid:durableId="1677070812">
+    <w:abstractNumId w:val="3"/>
   </w:num>
 </w:numbering>
 </file>
@@ -1873,6 +3952,13 @@
   <w:style w:type="paragraph" w:default="1" w:styleId="Normal">
     <w:name w:val="Normal"/>
     <w:qFormat/>
+    <w:rsid w:val="00121868"/>
+    <w:rPr>
+      <w:rFonts w:ascii="Times New Roman" w:eastAsia="Times New Roman" w:hAnsi="Times New Roman" w:cs="Times New Roman"/>
+      <w:kern w:val="0"/>
+      <w:lang w:eastAsia="zh-CN"/>
+      <w14:ligatures w14:val="none"/>
+    </w:rPr>
   </w:style>
   <w:style w:type="paragraph" w:styleId="Heading1">
     <w:name w:val="heading 1"/>
@@ -2405,12 +4491,6 @@
     <w:pPr>
       <w:spacing w:before="100" w:beforeAutospacing="1" w:after="100" w:afterAutospacing="1"/>
     </w:pPr>
-    <w:rPr>
-      <w:rFonts w:ascii="Times New Roman" w:eastAsia="Times New Roman" w:hAnsi="Times New Roman" w:cs="Times New Roman"/>
-      <w:kern w:val="0"/>
-      <w:lang w:eastAsia="zh-CN"/>
-      <w14:ligatures w14:val="none"/>
-    </w:rPr>
   </w:style>
   <w:style w:type="paragraph" w:styleId="HTMLPreformatted">
     <w:name w:val="HTML Preformatted"/>
@@ -2441,12 +4521,9 @@
       </w:tabs>
     </w:pPr>
     <w:rPr>
-      <w:rFonts w:ascii="Courier New" w:eastAsia="Times New Roman" w:hAnsi="Courier New" w:cs="Courier New"/>
-      <w:kern w:val="0"/>
+      <w:rFonts w:ascii="Courier New" w:hAnsi="Courier New" w:cs="Courier New"/>
       <w:sz w:val="20"/>
       <w:szCs w:val="20"/>
-      <w:lang w:eastAsia="zh-CN"/>
-      <w14:ligatures w14:val="none"/>
     </w:rPr>
   </w:style>
   <w:style w:type="character" w:customStyle="1" w:styleId="HTMLPreformattedChar">
